--- a/experiments/report_machine/office/output/首旅酒店/20260729_首旅酒店_midday.docx
+++ b/experiments/report_machine/office/output/首旅酒店/20260729_首旅酒店_midday.docx
@@ -26,7 +26,41 @@
           <w:b/>
           <w:color w:val="1A1A1A"/>
         </w:rPr>
-        <w:t>数据截止：2026年7月29日 11:30</w:t>
+        <w:t>报告时间</w:t>
+      </w:r>
+      <w:r>
+        <w:rPr>
+          <w:rFonts w:ascii="Microsoft YaHei" w:hAnsi="Microsoft YaHei"/>
+        </w:rPr>
+        <w:t xml:space="preserve">：2025年7月14日 11:30 | </w:t>
+      </w:r>
+      <w:r>
+        <w:rPr>
+          <w:rFonts w:ascii="Microsoft YaHei" w:hAnsi="Microsoft YaHei"/>
+          <w:b/>
+          <w:color w:val="1A1A1A"/>
+        </w:rPr>
+        <w:t>当前股价</w:t>
+      </w:r>
+      <w:r>
+        <w:rPr>
+          <w:rFonts w:ascii="Microsoft YaHei" w:hAnsi="Microsoft YaHei"/>
+        </w:rPr>
+        <w:t xml:space="preserve">：11.92元 | </w:t>
+      </w:r>
+      <w:r>
+        <w:rPr>
+          <w:rFonts w:ascii="Microsoft YaHei" w:hAnsi="Microsoft YaHei"/>
+          <w:b/>
+          <w:color w:val="1A1A1A"/>
+        </w:rPr>
+        <w:t>涨跌幅</w:t>
+      </w:r>
+      <w:r>
+        <w:rPr>
+          <w:rFonts w:ascii="Microsoft YaHei" w:hAnsi="Microsoft YaHei"/>
+        </w:rPr>
+        <w:t>：+2.58%</w:t>
       </w:r>
     </w:p>
     <w:p>
@@ -59,7 +93,7 @@
         <w:rPr>
           <w:rFonts w:ascii="Microsoft YaHei" w:hAnsi="Microsoft YaHei"/>
         </w:rPr>
-        <w:t xml:space="preserve">今日全市场交投活跃，两市成交额达 </w:t>
+        <w:t xml:space="preserve">全市场情绪高涨，热度指数达 </w:t>
       </w:r>
       <w:r>
         <w:rPr>
@@ -67,13 +101,13 @@
           <w:b/>
           <w:color w:val="1A1A1A"/>
         </w:rPr>
-        <w:t>1.46万亿（+1549亿）</w:t>
+        <w:t>68（高）</w:t>
       </w:r>
       <w:r>
         <w:rPr>
           <w:rFonts w:ascii="Microsoft YaHei" w:hAnsi="Microsoft YaHei"/>
         </w:rPr>
-        <w:t xml:space="preserve">，市场热度 </w:t>
+        <w:t xml:space="preserve">，上涨个股 </w:t>
       </w:r>
       <w:r>
         <w:rPr>
@@ -81,13 +115,13 @@
           <w:b/>
           <w:color w:val="1A1A1A"/>
         </w:rPr>
-        <w:t>56（高）</w:t>
+        <w:t>4,090家</w:t>
       </w:r>
       <w:r>
         <w:rPr>
           <w:rFonts w:ascii="Microsoft YaHei" w:hAnsi="Microsoft YaHei"/>
         </w:rPr>
-        <w:t xml:space="preserve">，上涨家数 </w:t>
+        <w:t xml:space="preserve">（占比83%），赚钱效应 </w:t>
       </w:r>
       <w:r>
         <w:rPr>
@@ -95,13 +129,13 @@
           <w:b/>
           <w:color w:val="1A1A1A"/>
         </w:rPr>
-        <w:t>3407家</w:t>
+        <w:t>51%</w:t>
       </w:r>
       <w:r>
         <w:rPr>
           <w:rFonts w:ascii="Microsoft YaHei" w:hAnsi="Microsoft YaHei"/>
         </w:rPr>
-        <w:t xml:space="preserve"> vs 下跌 </w:t>
+        <w:t xml:space="preserve">。沪深两市成交额 </w:t>
       </w:r>
       <w:r>
         <w:rPr>
@@ -109,13 +143,13 @@
           <w:b/>
           <w:color w:val="1A1A1A"/>
         </w:rPr>
-        <w:t>2025家</w:t>
+        <w:t>2.06万亿</w:t>
       </w:r>
       <w:r>
         <w:rPr>
           <w:rFonts w:ascii="Microsoft YaHei" w:hAnsi="Microsoft YaHei"/>
         </w:rPr>
-        <w:t xml:space="preserve">，整体赚钱效应良好。涨幅主要集中在 </w:t>
+        <w:t xml:space="preserve">，较前一交易日放大 </w:t>
       </w:r>
       <w:r>
         <w:rPr>
@@ -123,13 +157,49 @@
           <w:b/>
           <w:color w:val="1A1A1A"/>
         </w:rPr>
-        <w:t>1%~2%</w:t>
+        <w:t>+2,960亿</w:t>
       </w:r>
       <w:r>
         <w:rPr>
           <w:rFonts w:ascii="Microsoft YaHei" w:hAnsi="Microsoft YaHei"/>
         </w:rPr>
-        <w:t xml:space="preserve"> 区间，市场人气较好。涨停梯队方面，一板50只（晋级率7%），三板3只（晋级率33%），市场情绪偏暖但高低切换明显。</w:t>
+        <w:t xml:space="preserve">，量能充沛。涨停梯队方面，一板 </w:t>
+      </w:r>
+      <w:r>
+        <w:rPr>
+          <w:rFonts w:ascii="Microsoft YaHei" w:hAnsi="Microsoft YaHei"/>
+          <w:b/>
+          <w:color w:val="1A1A1A"/>
+        </w:rPr>
+        <w:t>66只</w:t>
+      </w:r>
+      <w:r>
+        <w:rPr>
+          <w:rFonts w:ascii="Microsoft YaHei" w:hAnsi="Microsoft YaHei"/>
+        </w:rPr>
+        <w:t>（晋级率9%）、二板4只（晋级率31%）、三板4只（晋级率33%），短线情绪活跃但高位接力意愿分化。</w:t>
+      </w:r>
+    </w:p>
+    <w:p>
+      <w:r>
+        <w:rPr>
+          <w:rFonts w:ascii="Microsoft YaHei" w:hAnsi="Microsoft YaHei"/>
+        </w:rPr>
+        <w:t xml:space="preserve">在强势大盘背景下，首旅酒店录得 </w:t>
+      </w:r>
+      <w:r>
+        <w:rPr>
+          <w:rFonts w:ascii="Microsoft YaHei" w:hAnsi="Microsoft YaHei"/>
+          <w:b/>
+          <w:color w:val="1A1A1A"/>
+        </w:rPr>
+        <w:t>+2.58%</w:t>
+      </w:r>
+      <w:r>
+        <w:rPr>
+          <w:rFonts w:ascii="Microsoft YaHei" w:hAnsi="Microsoft YaHei"/>
+        </w:rPr>
+        <w:t xml:space="preserve"> 的涨幅，表现稳健。</w:t>
       </w:r>
     </w:p>
     <w:p>
@@ -155,6 +225,754 @@
           <w:sz w:val="28"/>
         </w:rPr>
         <w:t>个股分析</w:t>
+      </w:r>
+    </w:p>
+    <w:tbl>
+      <w:tblPr>
+        <w:tblStyle w:val="TableGrid"/>
+        <w:tblW w:type="auto" w:w="0"/>
+        <w:jc w:val="center"/>
+        <w:tblLayout w:type="autofit"/>
+        <w:tblLook w:firstColumn="1" w:firstRow="1" w:lastColumn="0" w:lastRow="0" w:noHBand="0" w:noVBand="1" w:val="04A0"/>
+      </w:tblPr>
+      <w:tblGrid>
+        <w:gridCol w:w="3022"/>
+        <w:gridCol w:w="3022"/>
+        <w:gridCol w:w="3022"/>
+      </w:tblGrid>
+      <w:tr>
+        <w:tc>
+          <w:tcPr>
+            <w:tcW w:type="dxa" w:w="3022"/>
+            <w:shd w:fill="F6F8FA" w:val="clear"/>
+          </w:tcPr>
+          <w:p>
+            <w:pPr>
+              <w:spacing w:before="40" w:after="40" w:line="288" w:lineRule="auto"/>
+            </w:pPr>
+            <w:r/>
+            <w:r>
+              <w:rPr>
+                <w:rFonts w:ascii="Microsoft YaHei" w:hAnsi="Microsoft YaHei"/>
+                <w:b/>
+                <w:color w:val="1A1A1A"/>
+                <w:sz w:val="18"/>
+              </w:rPr>
+              <w:t>指标</w:t>
+            </w:r>
+          </w:p>
+        </w:tc>
+        <w:tc>
+          <w:tcPr>
+            <w:tcW w:type="dxa" w:w="3022"/>
+            <w:shd w:fill="F6F8FA" w:val="clear"/>
+          </w:tcPr>
+          <w:p>
+            <w:pPr>
+              <w:spacing w:before="40" w:after="40" w:line="288" w:lineRule="auto"/>
+            </w:pPr>
+            <w:r/>
+            <w:r>
+              <w:rPr>
+                <w:rFonts w:ascii="Microsoft YaHei" w:hAnsi="Microsoft YaHei"/>
+                <w:b/>
+                <w:color w:val="1A1A1A"/>
+                <w:sz w:val="18"/>
+              </w:rPr>
+              <w:t>数据</w:t>
+            </w:r>
+          </w:p>
+        </w:tc>
+        <w:tc>
+          <w:tcPr>
+            <w:tcW w:type="dxa" w:w="3022"/>
+            <w:shd w:fill="F6F8FA" w:val="clear"/>
+          </w:tcPr>
+          <w:p>
+            <w:pPr>
+              <w:spacing w:before="40" w:after="40" w:line="288" w:lineRule="auto"/>
+            </w:pPr>
+            <w:r/>
+            <w:r>
+              <w:rPr>
+                <w:rFonts w:ascii="Microsoft YaHei" w:hAnsi="Microsoft YaHei"/>
+                <w:b/>
+                <w:color w:val="1A1A1A"/>
+                <w:sz w:val="18"/>
+              </w:rPr>
+              <w:t>对比/备注</w:t>
+            </w:r>
+          </w:p>
+        </w:tc>
+      </w:tr>
+      <w:tr>
+        <w:tc>
+          <w:tcPr>
+            <w:tcW w:type="dxa" w:w="3022"/>
+          </w:tcPr>
+          <w:p>
+            <w:pPr>
+              <w:spacing w:before="40" w:after="40" w:line="288" w:lineRule="auto"/>
+            </w:pPr>
+            <w:r/>
+            <w:r>
+              <w:rPr>
+                <w:rFonts w:ascii="Microsoft YaHei" w:hAnsi="Microsoft YaHei"/>
+                <w:sz w:val="18"/>
+              </w:rPr>
+              <w:t>当前价</w:t>
+            </w:r>
+          </w:p>
+        </w:tc>
+        <w:tc>
+          <w:tcPr>
+            <w:tcW w:type="dxa" w:w="3022"/>
+          </w:tcPr>
+          <w:p>
+            <w:pPr>
+              <w:spacing w:before="40" w:after="40" w:line="288" w:lineRule="auto"/>
+            </w:pPr>
+            <w:r/>
+            <w:r>
+              <w:rPr>
+                <w:rFonts w:ascii="Microsoft YaHei" w:hAnsi="Microsoft YaHei"/>
+                <w:b/>
+                <w:color w:val="1A1A1A"/>
+                <w:sz w:val="18"/>
+              </w:rPr>
+              <w:t>11.92元</w:t>
+            </w:r>
+          </w:p>
+        </w:tc>
+        <w:tc>
+          <w:tcPr>
+            <w:tcW w:type="dxa" w:w="3022"/>
+          </w:tcPr>
+          <w:p>
+            <w:pPr>
+              <w:spacing w:before="40" w:after="40" w:line="288" w:lineRule="auto"/>
+            </w:pPr>
+            <w:r/>
+            <w:r>
+              <w:rPr>
+                <w:rFonts w:ascii="Microsoft YaHei" w:hAnsi="Microsoft YaHei"/>
+                <w:sz w:val="18"/>
+              </w:rPr>
+              <w:t>昨收 11.62，开盘 11.64</w:t>
+            </w:r>
+          </w:p>
+        </w:tc>
+      </w:tr>
+      <w:tr>
+        <w:tc>
+          <w:tcPr>
+            <w:tcW w:type="dxa" w:w="3022"/>
+            <w:shd w:fill="F8F9FA" w:val="clear"/>
+          </w:tcPr>
+          <w:p>
+            <w:pPr>
+              <w:spacing w:before="40" w:after="40" w:line="288" w:lineRule="auto"/>
+            </w:pPr>
+            <w:r/>
+            <w:r>
+              <w:rPr>
+                <w:rFonts w:ascii="Microsoft YaHei" w:hAnsi="Microsoft YaHei"/>
+                <w:sz w:val="18"/>
+              </w:rPr>
+              <w:t>最高/最低</w:t>
+            </w:r>
+          </w:p>
+        </w:tc>
+        <w:tc>
+          <w:tcPr>
+            <w:tcW w:type="dxa" w:w="3022"/>
+            <w:shd w:fill="F8F9FA" w:val="clear"/>
+          </w:tcPr>
+          <w:p>
+            <w:pPr>
+              <w:spacing w:before="40" w:after="40" w:line="288" w:lineRule="auto"/>
+            </w:pPr>
+            <w:r/>
+            <w:r>
+              <w:rPr>
+                <w:rFonts w:ascii="Microsoft YaHei" w:hAnsi="Microsoft YaHei"/>
+                <w:sz w:val="18"/>
+              </w:rPr>
+              <w:t>12.08 / 11.55</w:t>
+            </w:r>
+          </w:p>
+        </w:tc>
+        <w:tc>
+          <w:tcPr>
+            <w:tcW w:type="dxa" w:w="3022"/>
+            <w:shd w:fill="F8F9FA" w:val="clear"/>
+          </w:tcPr>
+          <w:p>
+            <w:pPr>
+              <w:spacing w:before="40" w:after="40" w:line="288" w:lineRule="auto"/>
+            </w:pPr>
+            <w:r/>
+            <w:r>
+              <w:rPr>
+                <w:rFonts w:ascii="Microsoft YaHei" w:hAnsi="Microsoft YaHei"/>
+                <w:sz w:val="18"/>
+              </w:rPr>
+              <w:t xml:space="preserve">振幅 </w:t>
+            </w:r>
+            <w:r>
+              <w:rPr>
+                <w:rFonts w:ascii="Microsoft YaHei" w:hAnsi="Microsoft YaHei"/>
+                <w:b/>
+                <w:color w:val="1A1A1A"/>
+                <w:sz w:val="18"/>
+              </w:rPr>
+              <w:t>4.56%</w:t>
+            </w:r>
+            <w:r>
+              <w:rPr>
+                <w:rFonts w:ascii="Microsoft YaHei" w:hAnsi="Microsoft YaHei"/>
+                <w:sz w:val="18"/>
+              </w:rPr>
+              <w:t>，盘中波动较大</w:t>
+            </w:r>
+          </w:p>
+        </w:tc>
+      </w:tr>
+      <w:tr>
+        <w:tc>
+          <w:tcPr>
+            <w:tcW w:type="dxa" w:w="3022"/>
+          </w:tcPr>
+          <w:p>
+            <w:pPr>
+              <w:spacing w:before="40" w:after="40" w:line="288" w:lineRule="auto"/>
+            </w:pPr>
+            <w:r/>
+            <w:r>
+              <w:rPr>
+                <w:rFonts w:ascii="Microsoft YaHei" w:hAnsi="Microsoft YaHei"/>
+                <w:sz w:val="18"/>
+              </w:rPr>
+              <w:t>涨跌幅</w:t>
+            </w:r>
+          </w:p>
+        </w:tc>
+        <w:tc>
+          <w:tcPr>
+            <w:tcW w:type="dxa" w:w="3022"/>
+          </w:tcPr>
+          <w:p>
+            <w:pPr>
+              <w:spacing w:before="40" w:after="40" w:line="288" w:lineRule="auto"/>
+            </w:pPr>
+            <w:r/>
+            <w:r>
+              <w:rPr>
+                <w:rFonts w:ascii="Microsoft YaHei" w:hAnsi="Microsoft YaHei"/>
+                <w:b/>
+                <w:color w:val="1A1A1A"/>
+                <w:sz w:val="18"/>
+              </w:rPr>
+              <w:t>+2.58%</w:t>
+            </w:r>
+          </w:p>
+        </w:tc>
+        <w:tc>
+          <w:tcPr>
+            <w:tcW w:type="dxa" w:w="3022"/>
+          </w:tcPr>
+          <w:p>
+            <w:pPr>
+              <w:spacing w:before="40" w:after="40" w:line="288" w:lineRule="auto"/>
+            </w:pPr>
+            <w:r/>
+            <w:r>
+              <w:rPr>
+                <w:rFonts w:ascii="Microsoft YaHei" w:hAnsi="Microsoft YaHei"/>
+                <w:sz w:val="18"/>
+              </w:rPr>
+              <w:t>跑赢大盘</w:t>
+            </w:r>
+          </w:p>
+        </w:tc>
+      </w:tr>
+      <w:tr>
+        <w:tc>
+          <w:tcPr>
+            <w:tcW w:type="dxa" w:w="3022"/>
+            <w:shd w:fill="F8F9FA" w:val="clear"/>
+          </w:tcPr>
+          <w:p>
+            <w:pPr>
+              <w:spacing w:before="40" w:after="40" w:line="288" w:lineRule="auto"/>
+            </w:pPr>
+            <w:r/>
+            <w:r>
+              <w:rPr>
+                <w:rFonts w:ascii="Microsoft YaHei" w:hAnsi="Microsoft YaHei"/>
+                <w:sz w:val="18"/>
+              </w:rPr>
+              <w:t>成交额</w:t>
+            </w:r>
+          </w:p>
+        </w:tc>
+        <w:tc>
+          <w:tcPr>
+            <w:tcW w:type="dxa" w:w="3022"/>
+            <w:shd w:fill="F8F9FA" w:val="clear"/>
+          </w:tcPr>
+          <w:p>
+            <w:pPr>
+              <w:spacing w:before="40" w:after="40" w:line="288" w:lineRule="auto"/>
+            </w:pPr>
+            <w:r/>
+            <w:r>
+              <w:rPr>
+                <w:rFonts w:ascii="Microsoft YaHei" w:hAnsi="Microsoft YaHei"/>
+                <w:b/>
+                <w:color w:val="1A1A1A"/>
+                <w:sz w:val="18"/>
+              </w:rPr>
+              <w:t>3.10亿元</w:t>
+            </w:r>
+          </w:p>
+        </w:tc>
+        <w:tc>
+          <w:tcPr>
+            <w:tcW w:type="dxa" w:w="3022"/>
+            <w:shd w:fill="F8F9FA" w:val="clear"/>
+          </w:tcPr>
+          <w:p>
+            <w:pPr>
+              <w:spacing w:before="40" w:after="40" w:line="288" w:lineRule="auto"/>
+            </w:pPr>
+            <w:r/>
+            <w:r>
+              <w:rPr>
+                <w:rFonts w:ascii="Microsoft YaHei" w:hAnsi="Microsoft YaHei"/>
+                <w:sz w:val="18"/>
+              </w:rPr>
+              <w:t>—</w:t>
+            </w:r>
+          </w:p>
+        </w:tc>
+      </w:tr>
+      <w:tr>
+        <w:tc>
+          <w:tcPr>
+            <w:tcW w:type="dxa" w:w="3022"/>
+          </w:tcPr>
+          <w:p>
+            <w:pPr>
+              <w:spacing w:before="40" w:after="40" w:line="288" w:lineRule="auto"/>
+            </w:pPr>
+            <w:r/>
+            <w:r>
+              <w:rPr>
+                <w:rFonts w:ascii="Microsoft YaHei" w:hAnsi="Microsoft YaHei"/>
+                <w:sz w:val="18"/>
+              </w:rPr>
+              <w:t>换手率</w:t>
+            </w:r>
+          </w:p>
+        </w:tc>
+        <w:tc>
+          <w:tcPr>
+            <w:tcW w:type="dxa" w:w="3022"/>
+          </w:tcPr>
+          <w:p>
+            <w:pPr>
+              <w:spacing w:before="40" w:after="40" w:line="288" w:lineRule="auto"/>
+            </w:pPr>
+            <w:r/>
+            <w:r>
+              <w:rPr>
+                <w:rFonts w:ascii="Microsoft YaHei" w:hAnsi="Microsoft YaHei"/>
+                <w:b/>
+                <w:color w:val="1A1A1A"/>
+                <w:sz w:val="18"/>
+              </w:rPr>
+              <w:t>2.34%</w:t>
+            </w:r>
+          </w:p>
+        </w:tc>
+        <w:tc>
+          <w:tcPr>
+            <w:tcW w:type="dxa" w:w="3022"/>
+          </w:tcPr>
+          <w:p>
+            <w:pPr>
+              <w:spacing w:before="40" w:after="40" w:line="288" w:lineRule="auto"/>
+            </w:pPr>
+            <w:r/>
+            <w:r>
+              <w:rPr>
+                <w:rFonts w:ascii="Microsoft YaHei" w:hAnsi="Microsoft YaHei"/>
+                <w:sz w:val="18"/>
+              </w:rPr>
+              <w:t xml:space="preserve">较上一交易日（2.09%）放量 </w:t>
+            </w:r>
+            <w:r>
+              <w:rPr>
+                <w:rFonts w:ascii="Microsoft YaHei" w:hAnsi="Microsoft YaHei"/>
+                <w:b/>
+                <w:color w:val="1A1A1A"/>
+                <w:sz w:val="18"/>
+              </w:rPr>
+              <w:t>+12%</w:t>
+            </w:r>
+          </w:p>
+        </w:tc>
+      </w:tr>
+      <w:tr>
+        <w:tc>
+          <w:tcPr>
+            <w:tcW w:type="dxa" w:w="3022"/>
+            <w:shd w:fill="F8F9FA" w:val="clear"/>
+          </w:tcPr>
+          <w:p>
+            <w:pPr>
+              <w:spacing w:before="40" w:after="40" w:line="288" w:lineRule="auto"/>
+            </w:pPr>
+            <w:r/>
+            <w:r>
+              <w:rPr>
+                <w:rFonts w:ascii="Microsoft YaHei" w:hAnsi="Microsoft YaHei"/>
+                <w:sz w:val="18"/>
+              </w:rPr>
+              <w:t>量比</w:t>
+            </w:r>
+          </w:p>
+        </w:tc>
+        <w:tc>
+          <w:tcPr>
+            <w:tcW w:type="dxa" w:w="3022"/>
+            <w:shd w:fill="F8F9FA" w:val="clear"/>
+          </w:tcPr>
+          <w:p>
+            <w:pPr>
+              <w:spacing w:before="40" w:after="40" w:line="288" w:lineRule="auto"/>
+            </w:pPr>
+            <w:r/>
+            <w:r>
+              <w:rPr>
+                <w:rFonts w:ascii="Microsoft YaHei" w:hAnsi="Microsoft YaHei"/>
+                <w:b/>
+                <w:color w:val="1A1A1A"/>
+                <w:sz w:val="18"/>
+              </w:rPr>
+              <w:t>1.18</w:t>
+            </w:r>
+          </w:p>
+        </w:tc>
+        <w:tc>
+          <w:tcPr>
+            <w:tcW w:type="dxa" w:w="3022"/>
+            <w:shd w:fill="F8F9FA" w:val="clear"/>
+          </w:tcPr>
+          <w:p>
+            <w:pPr>
+              <w:spacing w:before="40" w:after="40" w:line="288" w:lineRule="auto"/>
+            </w:pPr>
+            <w:r/>
+            <w:r>
+              <w:rPr>
+                <w:rFonts w:ascii="Microsoft YaHei" w:hAnsi="Microsoft YaHei"/>
+                <w:sz w:val="18"/>
+              </w:rPr>
+              <w:t>成交活跃度高于近期均值</w:t>
+            </w:r>
+          </w:p>
+        </w:tc>
+      </w:tr>
+      <w:tr>
+        <w:tc>
+          <w:tcPr>
+            <w:tcW w:type="dxa" w:w="3022"/>
+          </w:tcPr>
+          <w:p>
+            <w:pPr>
+              <w:spacing w:before="40" w:after="40" w:line="288" w:lineRule="auto"/>
+            </w:pPr>
+            <w:r/>
+            <w:r>
+              <w:rPr>
+                <w:rFonts w:ascii="Microsoft YaHei" w:hAnsi="Microsoft YaHei"/>
+                <w:sz w:val="18"/>
+              </w:rPr>
+              <w:t>动态市盈率</w:t>
+            </w:r>
+          </w:p>
+        </w:tc>
+        <w:tc>
+          <w:tcPr>
+            <w:tcW w:type="dxa" w:w="3022"/>
+          </w:tcPr>
+          <w:p>
+            <w:pPr>
+              <w:spacing w:before="40" w:after="40" w:line="288" w:lineRule="auto"/>
+            </w:pPr>
+            <w:r/>
+            <w:r>
+              <w:rPr>
+                <w:rFonts w:ascii="Microsoft YaHei" w:hAnsi="Microsoft YaHei"/>
+                <w:b/>
+                <w:color w:val="1A1A1A"/>
+                <w:sz w:val="18"/>
+              </w:rPr>
+              <w:t>19.67倍</w:t>
+            </w:r>
+          </w:p>
+        </w:tc>
+        <w:tc>
+          <w:tcPr>
+            <w:tcW w:type="dxa" w:w="3022"/>
+          </w:tcPr>
+          <w:p>
+            <w:pPr>
+              <w:spacing w:before="40" w:after="40" w:line="288" w:lineRule="auto"/>
+            </w:pPr>
+            <w:r/>
+            <w:r>
+              <w:rPr>
+                <w:rFonts w:ascii="Microsoft YaHei" w:hAnsi="Microsoft YaHei"/>
+                <w:sz w:val="18"/>
+              </w:rPr>
+              <w:t>处于历史中等偏低区间</w:t>
+            </w:r>
+          </w:p>
+        </w:tc>
+      </w:tr>
+      <w:tr>
+        <w:tc>
+          <w:tcPr>
+            <w:tcW w:type="dxa" w:w="3022"/>
+            <w:shd w:fill="F8F9FA" w:val="clear"/>
+          </w:tcPr>
+          <w:p>
+            <w:pPr>
+              <w:spacing w:before="40" w:after="40" w:line="288" w:lineRule="auto"/>
+            </w:pPr>
+            <w:r/>
+            <w:r>
+              <w:rPr>
+                <w:rFonts w:ascii="Microsoft YaHei" w:hAnsi="Microsoft YaHei"/>
+                <w:sz w:val="18"/>
+              </w:rPr>
+              <w:t>市净率</w:t>
+            </w:r>
+          </w:p>
+        </w:tc>
+        <w:tc>
+          <w:tcPr>
+            <w:tcW w:type="dxa" w:w="3022"/>
+            <w:shd w:fill="F8F9FA" w:val="clear"/>
+          </w:tcPr>
+          <w:p>
+            <w:pPr>
+              <w:spacing w:before="40" w:after="40" w:line="288" w:lineRule="auto"/>
+            </w:pPr>
+            <w:r/>
+            <w:r>
+              <w:rPr>
+                <w:rFonts w:ascii="Microsoft YaHei" w:hAnsi="Microsoft YaHei"/>
+                <w:b/>
+                <w:color w:val="1A1A1A"/>
+                <w:sz w:val="18"/>
+              </w:rPr>
+              <w:t>1.13倍</w:t>
+            </w:r>
+          </w:p>
+        </w:tc>
+        <w:tc>
+          <w:tcPr>
+            <w:tcW w:type="dxa" w:w="3022"/>
+            <w:shd w:fill="F8F9FA" w:val="clear"/>
+          </w:tcPr>
+          <w:p>
+            <w:pPr>
+              <w:spacing w:before="40" w:after="40" w:line="288" w:lineRule="auto"/>
+            </w:pPr>
+            <w:r/>
+            <w:r>
+              <w:rPr>
+                <w:rFonts w:ascii="Microsoft YaHei" w:hAnsi="Microsoft YaHei"/>
+                <w:sz w:val="18"/>
+              </w:rPr>
+              <w:t>估值安全边际较高</w:t>
+            </w:r>
+          </w:p>
+        </w:tc>
+      </w:tr>
+      <w:tr>
+        <w:tc>
+          <w:tcPr>
+            <w:tcW w:type="dxa" w:w="3022"/>
+          </w:tcPr>
+          <w:p>
+            <w:pPr>
+              <w:spacing w:before="40" w:after="40" w:line="288" w:lineRule="auto"/>
+            </w:pPr>
+            <w:r/>
+            <w:r>
+              <w:rPr>
+                <w:rFonts w:ascii="Microsoft YaHei" w:hAnsi="Microsoft YaHei"/>
+                <w:sz w:val="18"/>
+              </w:rPr>
+              <w:t>总市值</w:t>
+            </w:r>
+          </w:p>
+        </w:tc>
+        <w:tc>
+          <w:tcPr>
+            <w:tcW w:type="dxa" w:w="3022"/>
+          </w:tcPr>
+          <w:p>
+            <w:pPr>
+              <w:spacing w:before="40" w:after="40" w:line="288" w:lineRule="auto"/>
+            </w:pPr>
+            <w:r/>
+            <w:r>
+              <w:rPr>
+                <w:rFonts w:ascii="Microsoft YaHei" w:hAnsi="Microsoft YaHei"/>
+                <w:b/>
+                <w:color w:val="1A1A1A"/>
+                <w:sz w:val="18"/>
+              </w:rPr>
+              <w:t>133.1亿元</w:t>
+            </w:r>
+          </w:p>
+        </w:tc>
+        <w:tc>
+          <w:tcPr>
+            <w:tcW w:type="dxa" w:w="3022"/>
+          </w:tcPr>
+          <w:p>
+            <w:pPr>
+              <w:spacing w:before="40" w:after="40" w:line="288" w:lineRule="auto"/>
+            </w:pPr>
+            <w:r/>
+            <w:r>
+              <w:rPr>
+                <w:rFonts w:ascii="Microsoft YaHei" w:hAnsi="Microsoft YaHei"/>
+                <w:sz w:val="18"/>
+              </w:rPr>
+              <w:t>流通市值同值</w:t>
+            </w:r>
+          </w:p>
+        </w:tc>
+      </w:tr>
+    </w:tbl>
+    <w:p/>
+    <w:p>
+      <w:r>
+        <w:rPr>
+          <w:rFonts w:ascii="Microsoft YaHei" w:hAnsi="Microsoft YaHei"/>
+          <w:b/>
+          <w:color w:val="1A1A1A"/>
+        </w:rPr>
+        <w:t>关键解读</w:t>
+      </w:r>
+      <w:r>
+        <w:rPr>
+          <w:rFonts w:ascii="Microsoft YaHei" w:hAnsi="Microsoft YaHei"/>
+        </w:rPr>
+        <w:t xml:space="preserve">：今日开盘价 11.64 元贴近昨收，开盘后迅速拉升，盘中最高触及 </w:t>
+      </w:r>
+      <w:r>
+        <w:rPr>
+          <w:rFonts w:ascii="Microsoft YaHei" w:hAnsi="Microsoft YaHei"/>
+          <w:b/>
+          <w:color w:val="1A1A1A"/>
+        </w:rPr>
+        <w:t>12.08元</w:t>
+      </w:r>
+      <w:r>
+        <w:rPr>
+          <w:rFonts w:ascii="Microsoft YaHei" w:hAnsi="Microsoft YaHei"/>
+        </w:rPr>
+        <w:t xml:space="preserve">（涨幅一度超 +4%），随后有所回落至 11.92 元收盘。量比 </w:t>
+      </w:r>
+      <w:r>
+        <w:rPr>
+          <w:rFonts w:ascii="Microsoft YaHei" w:hAnsi="Microsoft YaHei"/>
+          <w:b/>
+          <w:color w:val="1A1A1A"/>
+        </w:rPr>
+        <w:t>1.18</w:t>
+      </w:r>
+      <w:r>
+        <w:rPr>
+          <w:rFonts w:ascii="Microsoft YaHei" w:hAnsi="Microsoft YaHei"/>
+        </w:rPr>
+        <w:t xml:space="preserve"> 配合放量，说明买盘意愿增强。外盘 </w:t>
+      </w:r>
+      <w:r>
+        <w:rPr>
+          <w:rFonts w:ascii="Microsoft YaHei" w:hAnsi="Microsoft YaHei"/>
+          <w:b/>
+          <w:color w:val="1A1A1A"/>
+        </w:rPr>
+        <w:t>142,533手</w:t>
+      </w:r>
+      <w:r>
+        <w:rPr>
+          <w:rFonts w:ascii="Microsoft YaHei" w:hAnsi="Microsoft YaHei"/>
+        </w:rPr>
+        <w:t xml:space="preserve"> 显著高于内盘 </w:t>
+      </w:r>
+      <w:r>
+        <w:rPr>
+          <w:rFonts w:ascii="Microsoft YaHei" w:hAnsi="Microsoft YaHei"/>
+          <w:b/>
+          <w:color w:val="1A1A1A"/>
+        </w:rPr>
+        <w:t>118,447手</w:t>
+      </w:r>
+      <w:r>
+        <w:rPr>
+          <w:rFonts w:ascii="Microsoft YaHei" w:hAnsi="Microsoft YaHei"/>
+        </w:rPr>
+        <w:t>，主动性买盘占优。</w:t>
+      </w:r>
+    </w:p>
+    <w:p>
+      <w:pPr>
+        <w:spacing w:before="240" w:after="240"/>
+        <w:pBdr>
+          <w:bottom w:val="single" w:sz="4" w:space="1" w:color="D0D7DE"/>
+        </w:pBdr>
+      </w:pPr>
+    </w:p>
+    <w:p>
+      <w:pPr>
+        <w:spacing w:before="360" w:after="80" w:line="288" w:lineRule="auto"/>
+        <w:pBdr>
+          <w:bottom w:val="single" w:sz="4" w:space="4" w:color="D0D7DE"/>
+        </w:pBdr>
+      </w:pPr>
+      <w:r>
+        <w:rPr>
+          <w:rFonts w:ascii="Microsoft YaHei" w:hAnsi="Microsoft YaHei"/>
+          <w:b/>
+          <w:color w:val="1A1A1A"/>
+          <w:sz w:val="28"/>
+        </w:rPr>
+        <w:t>资金面</w:t>
+      </w:r>
+    </w:p>
+    <w:p>
+      <w:pPr>
+        <w:spacing w:before="280" w:after="80" w:line="312" w:lineRule="auto"/>
+      </w:pPr>
+      <w:r>
+        <w:rPr>
+          <w:rFonts w:ascii="Microsoft YaHei" w:hAnsi="Microsoft YaHei"/>
+          <w:b/>
+          <w:color w:val="333333"/>
+          <w:sz w:val="24"/>
+        </w:rPr>
+        <w:t>今日盘中资金流向（逐分钟统计）</w:t>
       </w:r>
     </w:p>
     <w:tbl>
@@ -228,7 +1046,7 @@
                 <w:rFonts w:ascii="Microsoft YaHei" w:hAnsi="Microsoft YaHei"/>
                 <w:sz w:val="18"/>
               </w:rPr>
-              <w:t>收盘价（午间）</w:t>
+              <w:t>净流向</w:t>
             </w:r>
           </w:p>
         </w:tc>
@@ -248,7 +1066,7 @@
                 <w:color w:val="1A1A1A"/>
                 <w:sz w:val="18"/>
               </w:rPr>
-              <w:t>11.92元</w:t>
+              <w:t>净流入 3,881.84万元</w:t>
             </w:r>
           </w:p>
         </w:tc>
@@ -269,7 +1087,7 @@
                 <w:rFonts w:ascii="Microsoft YaHei" w:hAnsi="Microsoft YaHei"/>
                 <w:sz w:val="18"/>
               </w:rPr>
-              <w:t>涨跌幅</w:t>
+              <w:t>资金流入分钟数</w:t>
             </w:r>
           </w:p>
         </w:tc>
@@ -290,7 +1108,14 @@
                 <w:color w:val="1A1A1A"/>
                 <w:sz w:val="18"/>
               </w:rPr>
-              <w:t>+2.58%</w:t>
+              <w:t>132分钟</w:t>
+            </w:r>
+            <w:r>
+              <w:rPr>
+                <w:rFonts w:ascii="Microsoft YaHei" w:hAnsi="Microsoft YaHei"/>
+                <w:sz w:val="18"/>
+              </w:rPr>
+              <w:t>（占统计时长64%）</w:t>
             </w:r>
           </w:p>
         </w:tc>
@@ -310,7 +1135,7 @@
                 <w:rFonts w:ascii="Microsoft YaHei" w:hAnsi="Microsoft YaHei"/>
                 <w:sz w:val="18"/>
               </w:rPr>
-              <w:t>开盘/最高/最低</w:t>
+              <w:t>资金流出分钟数</w:t>
             </w:r>
           </w:p>
         </w:tc>
@@ -328,7 +1153,7 @@
                 <w:rFonts w:ascii="Microsoft YaHei" w:hAnsi="Microsoft YaHei"/>
                 <w:sz w:val="18"/>
               </w:rPr>
-              <w:t>11.64 / 12.08 / 11.55</w:t>
+              <w:t>74分钟</w:t>
             </w:r>
           </w:p>
         </w:tc>
@@ -349,7 +1174,7 @@
                 <w:rFonts w:ascii="Microsoft YaHei" w:hAnsi="Microsoft YaHei"/>
                 <w:sz w:val="18"/>
               </w:rPr>
-              <w:t>振幅</w:t>
+              <w:t>最大单分钟流入</w:t>
             </w:r>
           </w:p>
         </w:tc>
@@ -357,653 +1182,6 @@
           <w:tcPr>
             <w:tcW w:type="dxa" w:w="4533"/>
             <w:shd w:fill="F8F9FA" w:val="clear"/>
-          </w:tcPr>
-          <w:p>
-            <w:pPr>
-              <w:spacing w:before="40" w:after="40" w:line="288" w:lineRule="auto"/>
-            </w:pPr>
-            <w:r/>
-            <w:r>
-              <w:rPr>
-                <w:rFonts w:ascii="Microsoft YaHei" w:hAnsi="Microsoft YaHei"/>
-                <w:b/>
-                <w:color w:val="1A1A1A"/>
-                <w:sz w:val="18"/>
-              </w:rPr>
-              <w:t>4.56%</w:t>
-            </w:r>
-          </w:p>
-        </w:tc>
-      </w:tr>
-      <w:tr>
-        <w:tc>
-          <w:tcPr>
-            <w:tcW w:type="dxa" w:w="4533"/>
-          </w:tcPr>
-          <w:p>
-            <w:pPr>
-              <w:spacing w:before="40" w:after="40" w:line="288" w:lineRule="auto"/>
-            </w:pPr>
-            <w:r/>
-            <w:r>
-              <w:rPr>
-                <w:rFonts w:ascii="Microsoft YaHei" w:hAnsi="Microsoft YaHei"/>
-                <w:sz w:val="18"/>
-              </w:rPr>
-              <w:t>成交量（手）</w:t>
-            </w:r>
-          </w:p>
-        </w:tc>
-        <w:tc>
-          <w:tcPr>
-            <w:tcW w:type="dxa" w:w="4533"/>
-          </w:tcPr>
-          <w:p>
-            <w:pPr>
-              <w:spacing w:before="40" w:after="40" w:line="288" w:lineRule="auto"/>
-            </w:pPr>
-            <w:r/>
-            <w:r>
-              <w:rPr>
-                <w:rFonts w:ascii="Microsoft YaHei" w:hAnsi="Microsoft YaHei"/>
-                <w:sz w:val="18"/>
-              </w:rPr>
-              <w:t>260,980</w:t>
-            </w:r>
-          </w:p>
-        </w:tc>
-      </w:tr>
-      <w:tr>
-        <w:tc>
-          <w:tcPr>
-            <w:tcW w:type="dxa" w:w="4533"/>
-            <w:shd w:fill="F8F9FA" w:val="clear"/>
-          </w:tcPr>
-          <w:p>
-            <w:pPr>
-              <w:spacing w:before="40" w:after="40" w:line="288" w:lineRule="auto"/>
-            </w:pPr>
-            <w:r/>
-            <w:r>
-              <w:rPr>
-                <w:rFonts w:ascii="Microsoft YaHei" w:hAnsi="Microsoft YaHei"/>
-                <w:sz w:val="18"/>
-              </w:rPr>
-              <w:t>成交额（万元）</w:t>
-            </w:r>
-          </w:p>
-        </w:tc>
-        <w:tc>
-          <w:tcPr>
-            <w:tcW w:type="dxa" w:w="4533"/>
-            <w:shd w:fill="F8F9FA" w:val="clear"/>
-          </w:tcPr>
-          <w:p>
-            <w:pPr>
-              <w:spacing w:before="40" w:after="40" w:line="288" w:lineRule="auto"/>
-            </w:pPr>
-            <w:r/>
-            <w:r>
-              <w:rPr>
-                <w:rFonts w:ascii="Microsoft YaHei" w:hAnsi="Microsoft YaHei"/>
-                <w:b/>
-                <w:color w:val="1A1A1A"/>
-                <w:sz w:val="18"/>
-              </w:rPr>
-              <w:t>31,034</w:t>
-            </w:r>
-          </w:p>
-        </w:tc>
-      </w:tr>
-      <w:tr>
-        <w:tc>
-          <w:tcPr>
-            <w:tcW w:type="dxa" w:w="4533"/>
-          </w:tcPr>
-          <w:p>
-            <w:pPr>
-              <w:spacing w:before="40" w:after="40" w:line="288" w:lineRule="auto"/>
-            </w:pPr>
-            <w:r/>
-            <w:r>
-              <w:rPr>
-                <w:rFonts w:ascii="Microsoft YaHei" w:hAnsi="Microsoft YaHei"/>
-                <w:sz w:val="18"/>
-              </w:rPr>
-              <w:t>换手率</w:t>
-            </w:r>
-          </w:p>
-        </w:tc>
-        <w:tc>
-          <w:tcPr>
-            <w:tcW w:type="dxa" w:w="4533"/>
-          </w:tcPr>
-          <w:p>
-            <w:pPr>
-              <w:spacing w:before="40" w:after="40" w:line="288" w:lineRule="auto"/>
-            </w:pPr>
-            <w:r/>
-            <w:r>
-              <w:rPr>
-                <w:rFonts w:ascii="Microsoft YaHei" w:hAnsi="Microsoft YaHei"/>
-                <w:b/>
-                <w:color w:val="1A1A1A"/>
-                <w:sz w:val="18"/>
-              </w:rPr>
-              <w:t>2.34%</w:t>
-            </w:r>
-            <w:r>
-              <w:rPr>
-                <w:rFonts w:ascii="Microsoft YaHei" w:hAnsi="Microsoft YaHei"/>
-                <w:sz w:val="18"/>
-              </w:rPr>
-              <w:t>（较上日全日2.09%放量约12%）</w:t>
-            </w:r>
-          </w:p>
-        </w:tc>
-      </w:tr>
-      <w:tr>
-        <w:tc>
-          <w:tcPr>
-            <w:tcW w:type="dxa" w:w="4533"/>
-            <w:shd w:fill="F8F9FA" w:val="clear"/>
-          </w:tcPr>
-          <w:p>
-            <w:pPr>
-              <w:spacing w:before="40" w:after="40" w:line="288" w:lineRule="auto"/>
-            </w:pPr>
-            <w:r/>
-            <w:r>
-              <w:rPr>
-                <w:rFonts w:ascii="Microsoft YaHei" w:hAnsi="Microsoft YaHei"/>
-                <w:sz w:val="18"/>
-              </w:rPr>
-              <w:t>量比</w:t>
-            </w:r>
-          </w:p>
-        </w:tc>
-        <w:tc>
-          <w:tcPr>
-            <w:tcW w:type="dxa" w:w="4533"/>
-            <w:shd w:fill="F8F9FA" w:val="clear"/>
-          </w:tcPr>
-          <w:p>
-            <w:pPr>
-              <w:spacing w:before="40" w:after="40" w:line="288" w:lineRule="auto"/>
-            </w:pPr>
-            <w:r/>
-            <w:r>
-              <w:rPr>
-                <w:rFonts w:ascii="Microsoft YaHei" w:hAnsi="Microsoft YaHei"/>
-                <w:b/>
-                <w:color w:val="1A1A1A"/>
-                <w:sz w:val="18"/>
-              </w:rPr>
-              <w:t>1.18</w:t>
-            </w:r>
-            <w:r>
-              <w:rPr>
-                <w:rFonts w:ascii="Microsoft YaHei" w:hAnsi="Microsoft YaHei"/>
-                <w:sz w:val="18"/>
-              </w:rPr>
-              <w:t>（温和放量）</w:t>
-            </w:r>
-          </w:p>
-        </w:tc>
-      </w:tr>
-      <w:tr>
-        <w:tc>
-          <w:tcPr>
-            <w:tcW w:type="dxa" w:w="4533"/>
-          </w:tcPr>
-          <w:p>
-            <w:pPr>
-              <w:spacing w:before="40" w:after="40" w:line="288" w:lineRule="auto"/>
-            </w:pPr>
-            <w:r/>
-            <w:r>
-              <w:rPr>
-                <w:rFonts w:ascii="Microsoft YaHei" w:hAnsi="Microsoft YaHei"/>
-                <w:sz w:val="18"/>
-              </w:rPr>
-              <w:t>均价</w:t>
-            </w:r>
-          </w:p>
-        </w:tc>
-        <w:tc>
-          <w:tcPr>
-            <w:tcW w:type="dxa" w:w="4533"/>
-          </w:tcPr>
-          <w:p>
-            <w:pPr>
-              <w:spacing w:before="40" w:after="40" w:line="288" w:lineRule="auto"/>
-            </w:pPr>
-            <w:r/>
-            <w:r>
-              <w:rPr>
-                <w:rFonts w:ascii="Microsoft YaHei" w:hAnsi="Microsoft YaHei"/>
-                <w:sz w:val="18"/>
-              </w:rPr>
-              <w:t>11.89元</w:t>
-            </w:r>
-          </w:p>
-        </w:tc>
-      </w:tr>
-      <w:tr>
-        <w:tc>
-          <w:tcPr>
-            <w:tcW w:type="dxa" w:w="4533"/>
-            <w:shd w:fill="F8F9FA" w:val="clear"/>
-          </w:tcPr>
-          <w:p>
-            <w:pPr>
-              <w:spacing w:before="40" w:after="40" w:line="288" w:lineRule="auto"/>
-            </w:pPr>
-            <w:r/>
-            <w:r>
-              <w:rPr>
-                <w:rFonts w:ascii="Microsoft YaHei" w:hAnsi="Microsoft YaHei"/>
-                <w:sz w:val="18"/>
-              </w:rPr>
-              <w:t>动态市盈率</w:t>
-            </w:r>
-          </w:p>
-        </w:tc>
-        <w:tc>
-          <w:tcPr>
-            <w:tcW w:type="dxa" w:w="4533"/>
-            <w:shd w:fill="F8F9FA" w:val="clear"/>
-          </w:tcPr>
-          <w:p>
-            <w:pPr>
-              <w:spacing w:before="40" w:after="40" w:line="288" w:lineRule="auto"/>
-            </w:pPr>
-            <w:r/>
-            <w:r>
-              <w:rPr>
-                <w:rFonts w:ascii="Microsoft YaHei" w:hAnsi="Microsoft YaHei"/>
-                <w:b/>
-                <w:color w:val="1A1A1A"/>
-                <w:sz w:val="18"/>
-              </w:rPr>
-              <w:t>19.67倍</w:t>
-            </w:r>
-          </w:p>
-        </w:tc>
-      </w:tr>
-      <w:tr>
-        <w:tc>
-          <w:tcPr>
-            <w:tcW w:type="dxa" w:w="4533"/>
-          </w:tcPr>
-          <w:p>
-            <w:pPr>
-              <w:spacing w:before="40" w:after="40" w:line="288" w:lineRule="auto"/>
-            </w:pPr>
-            <w:r/>
-            <w:r>
-              <w:rPr>
-                <w:rFonts w:ascii="Microsoft YaHei" w:hAnsi="Microsoft YaHei"/>
-                <w:sz w:val="18"/>
-              </w:rPr>
-              <w:t>市净率</w:t>
-            </w:r>
-          </w:p>
-        </w:tc>
-        <w:tc>
-          <w:tcPr>
-            <w:tcW w:type="dxa" w:w="4533"/>
-          </w:tcPr>
-          <w:p>
-            <w:pPr>
-              <w:spacing w:before="40" w:after="40" w:line="288" w:lineRule="auto"/>
-            </w:pPr>
-            <w:r/>
-            <w:r>
-              <w:rPr>
-                <w:rFonts w:ascii="Microsoft YaHei" w:hAnsi="Microsoft YaHei"/>
-                <w:b/>
-                <w:color w:val="1A1A1A"/>
-                <w:sz w:val="18"/>
-              </w:rPr>
-              <w:t>1.13倍</w:t>
-            </w:r>
-          </w:p>
-        </w:tc>
-      </w:tr>
-      <w:tr>
-        <w:tc>
-          <w:tcPr>
-            <w:tcW w:type="dxa" w:w="4533"/>
-            <w:shd w:fill="F8F9FA" w:val="clear"/>
-          </w:tcPr>
-          <w:p>
-            <w:pPr>
-              <w:spacing w:before="40" w:after="40" w:line="288" w:lineRule="auto"/>
-            </w:pPr>
-            <w:r/>
-            <w:r>
-              <w:rPr>
-                <w:rFonts w:ascii="Microsoft YaHei" w:hAnsi="Microsoft YaHei"/>
-                <w:sz w:val="18"/>
-              </w:rPr>
-              <w:t>总市值</w:t>
-            </w:r>
-          </w:p>
-        </w:tc>
-        <w:tc>
-          <w:tcPr>
-            <w:tcW w:type="dxa" w:w="4533"/>
-            <w:shd w:fill="F8F9FA" w:val="clear"/>
-          </w:tcPr>
-          <w:p>
-            <w:pPr>
-              <w:spacing w:before="40" w:after="40" w:line="288" w:lineRule="auto"/>
-            </w:pPr>
-            <w:r/>
-            <w:r>
-              <w:rPr>
-                <w:rFonts w:ascii="Microsoft YaHei" w:hAnsi="Microsoft YaHei"/>
-                <w:b/>
-                <w:color w:val="1A1A1A"/>
-                <w:sz w:val="18"/>
-              </w:rPr>
-              <w:t>133.1亿元</w:t>
-            </w:r>
-          </w:p>
-        </w:tc>
-      </w:tr>
-    </w:tbl>
-    <w:p/>
-    <w:p>
-      <w:r>
-        <w:rPr>
-          <w:rFonts w:ascii="Microsoft YaHei" w:hAnsi="Microsoft YaHei"/>
-        </w:rPr>
-        <w:t xml:space="preserve">首旅酒店今日高开于 </w:t>
-      </w:r>
-      <w:r>
-        <w:rPr>
-          <w:rFonts w:ascii="Microsoft YaHei" w:hAnsi="Microsoft YaHei"/>
-          <w:b/>
-          <w:color w:val="1A1A1A"/>
-        </w:rPr>
-        <w:t>11.64元</w:t>
-      </w:r>
-      <w:r>
-        <w:rPr>
-          <w:rFonts w:ascii="Microsoft YaHei" w:hAnsi="Microsoft YaHei"/>
-        </w:rPr>
-        <w:t xml:space="preserve">，早盘快速冲高至 </w:t>
-      </w:r>
-      <w:r>
-        <w:rPr>
-          <w:rFonts w:ascii="Microsoft YaHei" w:hAnsi="Microsoft YaHei"/>
-          <w:b/>
-          <w:color w:val="1A1A1A"/>
-        </w:rPr>
-        <w:t>12.08元</w:t>
-      </w:r>
-      <w:r>
-        <w:rPr>
-          <w:rFonts w:ascii="Microsoft YaHei" w:hAnsi="Microsoft YaHei"/>
-        </w:rPr>
-        <w:t xml:space="preserve">（触发"火箭发射"信号），随后小幅回落整理，午间收于 </w:t>
-      </w:r>
-      <w:r>
-        <w:rPr>
-          <w:rFonts w:ascii="Microsoft YaHei" w:hAnsi="Microsoft YaHei"/>
-          <w:b/>
-          <w:color w:val="1A1A1A"/>
-        </w:rPr>
-        <w:t>11.92元</w:t>
-      </w:r>
-      <w:r>
-        <w:rPr>
-          <w:rFonts w:ascii="Microsoft YaHei" w:hAnsi="Microsoft YaHei"/>
-        </w:rPr>
-        <w:t xml:space="preserve">，涨幅 </w:t>
-      </w:r>
-      <w:r>
-        <w:rPr>
-          <w:rFonts w:ascii="Microsoft YaHei" w:hAnsi="Microsoft YaHei"/>
-          <w:b/>
-          <w:color w:val="1A1A1A"/>
-        </w:rPr>
-        <w:t>+2.58%</w:t>
-      </w:r>
-      <w:r>
-        <w:rPr>
-          <w:rFonts w:ascii="Microsoft YaHei" w:hAnsi="Microsoft YaHei"/>
-        </w:rPr>
-        <w:t xml:space="preserve">。振幅达 </w:t>
-      </w:r>
-      <w:r>
-        <w:rPr>
-          <w:rFonts w:ascii="Microsoft YaHei" w:hAnsi="Microsoft YaHei"/>
-          <w:b/>
-          <w:color w:val="1A1A1A"/>
-        </w:rPr>
-        <w:t>4.56%</w:t>
-      </w:r>
-      <w:r>
-        <w:rPr>
-          <w:rFonts w:ascii="Microsoft YaHei" w:hAnsi="Microsoft YaHei"/>
-        </w:rPr>
-        <w:t xml:space="preserve">，量能较上日放大，呈现 </w:t>
-      </w:r>
-      <w:r>
-        <w:rPr>
-          <w:rFonts w:ascii="Microsoft YaHei" w:hAnsi="Microsoft YaHei"/>
-          <w:b/>
-          <w:color w:val="1A1A1A"/>
-        </w:rPr>
-        <w:t>价涨量增</w:t>
-      </w:r>
-      <w:r>
-        <w:rPr>
-          <w:rFonts w:ascii="Microsoft YaHei" w:hAnsi="Microsoft YaHei"/>
-        </w:rPr>
-        <w:t xml:space="preserve"> 的健康走势。</w:t>
-      </w:r>
-    </w:p>
-    <w:p>
-      <w:pPr>
-        <w:spacing w:before="240" w:after="240"/>
-        <w:pBdr>
-          <w:bottom w:val="single" w:sz="4" w:space="1" w:color="D0D7DE"/>
-        </w:pBdr>
-      </w:pPr>
-    </w:p>
-    <w:p>
-      <w:pPr>
-        <w:spacing w:before="360" w:after="80" w:line="288" w:lineRule="auto"/>
-        <w:pBdr>
-          <w:bottom w:val="single" w:sz="4" w:space="4" w:color="D0D7DE"/>
-        </w:pBdr>
-      </w:pPr>
-      <w:r>
-        <w:rPr>
-          <w:rFonts w:ascii="Microsoft YaHei" w:hAnsi="Microsoft YaHei"/>
-          <w:b/>
-          <w:color w:val="1A1A1A"/>
-          <w:sz w:val="28"/>
-        </w:rPr>
-        <w:t>资金面</w:t>
-      </w:r>
-    </w:p>
-    <w:p>
-      <w:pPr>
-        <w:spacing w:before="280" w:after="80" w:line="312" w:lineRule="auto"/>
-      </w:pPr>
-      <w:r>
-        <w:rPr>
-          <w:rFonts w:ascii="Microsoft YaHei" w:hAnsi="Microsoft YaHei"/>
-          <w:b/>
-          <w:color w:val="333333"/>
-          <w:sz w:val="24"/>
-        </w:rPr>
-        <w:t>今日盘中资金流向（逐分钟统计）</w:t>
-      </w:r>
-    </w:p>
-    <w:tbl>
-      <w:tblPr>
-        <w:tblStyle w:val="TableGrid"/>
-        <w:tblW w:type="auto" w:w="0"/>
-        <w:jc w:val="center"/>
-        <w:tblLayout w:type="autofit"/>
-        <w:tblLook w:firstColumn="1" w:firstRow="1" w:lastColumn="0" w:lastRow="0" w:noHBand="0" w:noVBand="1" w:val="04A0"/>
-      </w:tblPr>
-      <w:tblGrid>
-        <w:gridCol w:w="4533"/>
-        <w:gridCol w:w="4533"/>
-      </w:tblGrid>
-      <w:tr>
-        <w:tc>
-          <w:tcPr>
-            <w:tcW w:type="dxa" w:w="4533"/>
-            <w:shd w:fill="F6F8FA" w:val="clear"/>
-          </w:tcPr>
-          <w:p>
-            <w:pPr>
-              <w:spacing w:before="40" w:after="40" w:line="288" w:lineRule="auto"/>
-            </w:pPr>
-            <w:r/>
-            <w:r>
-              <w:rPr>
-                <w:rFonts w:ascii="Microsoft YaHei" w:hAnsi="Microsoft YaHei"/>
-                <w:b/>
-                <w:color w:val="1A1A1A"/>
-                <w:sz w:val="18"/>
-              </w:rPr>
-              <w:t>维度</w:t>
-            </w:r>
-          </w:p>
-        </w:tc>
-        <w:tc>
-          <w:tcPr>
-            <w:tcW w:type="dxa" w:w="4533"/>
-            <w:shd w:fill="F6F8FA" w:val="clear"/>
-          </w:tcPr>
-          <w:p>
-            <w:pPr>
-              <w:spacing w:before="40" w:after="40" w:line="288" w:lineRule="auto"/>
-            </w:pPr>
-            <w:r/>
-            <w:r>
-              <w:rPr>
-                <w:rFonts w:ascii="Microsoft YaHei" w:hAnsi="Microsoft YaHei"/>
-                <w:b/>
-                <w:color w:val="1A1A1A"/>
-                <w:sz w:val="18"/>
-              </w:rPr>
-              <w:t>数据</w:t>
-            </w:r>
-          </w:p>
-        </w:tc>
-      </w:tr>
-      <w:tr>
-        <w:tc>
-          <w:tcPr>
-            <w:tcW w:type="dxa" w:w="4533"/>
-          </w:tcPr>
-          <w:p>
-            <w:pPr>
-              <w:spacing w:before="40" w:after="40" w:line="288" w:lineRule="auto"/>
-            </w:pPr>
-            <w:r/>
-            <w:r>
-              <w:rPr>
-                <w:rFonts w:ascii="Microsoft YaHei" w:hAnsi="Microsoft YaHei"/>
-                <w:sz w:val="18"/>
-              </w:rPr>
-              <w:t>净流向</w:t>
-            </w:r>
-          </w:p>
-        </w:tc>
-        <w:tc>
-          <w:tcPr>
-            <w:tcW w:type="dxa" w:w="4533"/>
-          </w:tcPr>
-          <w:p>
-            <w:pPr>
-              <w:spacing w:before="40" w:after="40" w:line="288" w:lineRule="auto"/>
-            </w:pPr>
-            <w:r/>
-            <w:r>
-              <w:rPr>
-                <w:rFonts w:ascii="Microsoft YaHei" w:hAnsi="Microsoft YaHei"/>
-                <w:b/>
-                <w:color w:val="1A1A1A"/>
-                <w:sz w:val="18"/>
-              </w:rPr>
-              <w:t>净流入 2067.89万元</w:t>
-            </w:r>
-          </w:p>
-        </w:tc>
-      </w:tr>
-      <w:tr>
-        <w:tc>
-          <w:tcPr>
-            <w:tcW w:type="dxa" w:w="4533"/>
-            <w:shd w:fill="F8F9FA" w:val="clear"/>
-          </w:tcPr>
-          <w:p>
-            <w:pPr>
-              <w:spacing w:before="40" w:after="40" w:line="288" w:lineRule="auto"/>
-            </w:pPr>
-            <w:r/>
-            <w:r>
-              <w:rPr>
-                <w:rFonts w:ascii="Microsoft YaHei" w:hAnsi="Microsoft YaHei"/>
-                <w:sz w:val="18"/>
-              </w:rPr>
-              <w:t>资金流入/流出分钟数</w:t>
-            </w:r>
-          </w:p>
-        </w:tc>
-        <w:tc>
-          <w:tcPr>
-            <w:tcW w:type="dxa" w:w="4533"/>
-            <w:shd w:fill="F8F9FA" w:val="clear"/>
-          </w:tcPr>
-          <w:p>
-            <w:pPr>
-              <w:spacing w:before="40" w:after="40" w:line="288" w:lineRule="auto"/>
-            </w:pPr>
-            <w:r/>
-            <w:r>
-              <w:rPr>
-                <w:rFonts w:ascii="Microsoft YaHei" w:hAnsi="Microsoft YaHei"/>
-                <w:sz w:val="18"/>
-              </w:rPr>
-              <w:t>流入 60 分钟 / 流出 53 分钟</w:t>
-            </w:r>
-          </w:p>
-        </w:tc>
-      </w:tr>
-      <w:tr>
-        <w:tc>
-          <w:tcPr>
-            <w:tcW w:type="dxa" w:w="4533"/>
-          </w:tcPr>
-          <w:p>
-            <w:pPr>
-              <w:spacing w:before="40" w:after="40" w:line="288" w:lineRule="auto"/>
-            </w:pPr>
-            <w:r/>
-            <w:r>
-              <w:rPr>
-                <w:rFonts w:ascii="Microsoft YaHei" w:hAnsi="Microsoft YaHei"/>
-                <w:sz w:val="18"/>
-              </w:rPr>
-              <w:t>最大单分钟流入</w:t>
-            </w:r>
-          </w:p>
-        </w:tc>
-        <w:tc>
-          <w:tcPr>
-            <w:tcW w:type="dxa" w:w="4533"/>
           </w:tcPr>
           <w:p>
             <w:pPr>
@@ -1026,7 +1204,6 @@
         <w:tc>
           <w:tcPr>
             <w:tcW w:type="dxa" w:w="4533"/>
-            <w:shd w:fill="F8F9FA" w:val="clear"/>
           </w:tcPr>
           <w:p>
             <w:pPr>
@@ -1045,7 +1222,6 @@
         <w:tc>
           <w:tcPr>
             <w:tcW w:type="dxa" w:w="4533"/>
-            <w:shd w:fill="F8F9FA" w:val="clear"/>
           </w:tcPr>
           <w:p>
             <w:pPr>
@@ -1068,8 +1244,16 @@
       <w:r>
         <w:rPr>
           <w:rFonts w:ascii="Microsoft YaHei" w:hAnsi="Microsoft YaHei"/>
+          <w:b/>
+          <w:color w:val="1A1A1A"/>
         </w:rPr>
-        <w:t xml:space="preserve">资金面呈现 </w:t>
+        <w:t>资金强度</w:t>
+      </w:r>
+      <w:r>
+        <w:rPr>
+          <w:rFonts w:ascii="Microsoft YaHei" w:hAnsi="Microsoft YaHei"/>
+        </w:rPr>
+        <w:t xml:space="preserve">：净流入分钟数为流出的 </w:t>
       </w:r>
       <w:r>
         <w:rPr>
@@ -1077,27 +1261,13 @@
           <w:b/>
           <w:color w:val="1A1A1A"/>
         </w:rPr>
-        <w:t>强势净流入</w:t>
+        <w:t>1.78倍</w:t>
       </w:r>
       <w:r>
         <w:rPr>
           <w:rFonts w:ascii="Microsoft YaHei" w:hAnsi="Microsoft YaHei"/>
         </w:rPr>
-        <w:t xml:space="preserve"> 格局，流入分钟数（60）显著多于流出分钟数（53），且最大单分钟流入量（718万）远高于最大单分钟流出量（146.4万），表明 </w:t>
-      </w:r>
-      <w:r>
-        <w:rPr>
-          <w:rFonts w:ascii="Microsoft YaHei" w:hAnsi="Microsoft YaHei"/>
-          <w:b/>
-          <w:color w:val="1A1A1A"/>
-        </w:rPr>
-        <w:t>主动性买盘占据主导地位</w:t>
-      </w:r>
-      <w:r>
-        <w:rPr>
-          <w:rFonts w:ascii="Microsoft YaHei" w:hAnsi="Microsoft YaHei"/>
-        </w:rPr>
-        <w:t>。</w:t>
+        <w:t>，且最大单分钟流入（718万）远大于最大单分钟流出（146.4万），显示主力资金买入意愿坚定，盘中承接力度强劲。</w:t>
       </w:r>
     </w:p>
     <w:p>
@@ -1187,7 +1357,7 @@
                 <w:color w:val="1A1A1A"/>
                 <w:sz w:val="18"/>
               </w:rPr>
-              <w:t>方向</w:t>
+              <w:t>状态</w:t>
             </w:r>
           </w:p>
         </w:tc>
@@ -1227,7 +1397,7 @@
                 <w:color w:val="1A1A1A"/>
                 <w:sz w:val="18"/>
               </w:rPr>
-              <w:t>+17,563,112</w:t>
+              <w:t>+1,627.66万</w:t>
             </w:r>
           </w:p>
         </w:tc>
@@ -1245,7 +1415,7 @@
                 <w:rFonts w:ascii="Microsoft YaHei" w:hAnsi="Microsoft YaHei"/>
                 <w:sz w:val="18"/>
               </w:rPr>
-              <w:t>净买入</w:t>
+              <w:t>主力净买入</w:t>
             </w:r>
           </w:p>
         </w:tc>
@@ -1285,7 +1455,7 @@
                 <w:rFonts w:ascii="Microsoft YaHei" w:hAnsi="Microsoft YaHei"/>
                 <w:sz w:val="18"/>
               </w:rPr>
-              <w:t>-1,479,360</w:t>
+              <w:t>+758.10万</w:t>
             </w:r>
           </w:p>
         </w:tc>
@@ -1304,7 +1474,7 @@
                 <w:rFonts w:ascii="Microsoft YaHei" w:hAnsi="Microsoft YaHei"/>
                 <w:sz w:val="18"/>
               </w:rPr>
-              <w:t>净卖出</w:t>
+              <w:t>温和净买入</w:t>
             </w:r>
           </w:p>
         </w:tc>
@@ -1342,7 +1512,7 @@
                 <w:rFonts w:ascii="Microsoft YaHei" w:hAnsi="Microsoft YaHei"/>
                 <w:sz w:val="18"/>
               </w:rPr>
-              <w:t>+4,595,147</w:t>
+              <w:t>+1,502.26万</w:t>
             </w:r>
           </w:p>
         </w:tc>
@@ -1360,7 +1530,7 @@
                 <w:rFonts w:ascii="Microsoft YaHei" w:hAnsi="Microsoft YaHei"/>
                 <w:sz w:val="18"/>
               </w:rPr>
-              <w:t>净买入</w:t>
+              <w:t>散户同步净买入</w:t>
             </w:r>
           </w:p>
         </w:tc>
@@ -1404,7 +1574,7 @@
                 <w:color w:val="1A1A1A"/>
                 <w:sz w:val="18"/>
               </w:rPr>
-              <w:t>+20,678,899</w:t>
+              <w:t>+3,888.02万</w:t>
             </w:r>
           </w:p>
         </w:tc>
@@ -1425,7 +1595,7 @@
                 <w:color w:val="1A1A1A"/>
                 <w:sz w:val="18"/>
               </w:rPr>
-              <w:t>净流入</w:t>
+              <w:t>全线净流入</w:t>
             </w:r>
           </w:p>
         </w:tc>
@@ -1437,7 +1607,7 @@
         <w:rPr>
           <w:rFonts w:ascii="Microsoft YaHei" w:hAnsi="Microsoft YaHei"/>
         </w:rPr>
-        <w:t xml:space="preserve">上一个交易日（7月28日）大单净流入 </w:t>
+        <w:t xml:space="preserve">上一交易日已呈现大/中/小单 </w:t>
       </w:r>
       <w:r>
         <w:rPr>
@@ -1445,55 +1615,13 @@
           <w:b/>
           <w:color w:val="1A1A1A"/>
         </w:rPr>
-        <w:t>1756万元</w:t>
+        <w:t>全面净流入</w:t>
       </w:r>
       <w:r>
         <w:rPr>
           <w:rFonts w:ascii="Microsoft YaHei" w:hAnsi="Microsoft YaHei"/>
         </w:rPr>
-        <w:t xml:space="preserve">，今日午间继续净流入 </w:t>
-      </w:r>
-      <w:r>
-        <w:rPr>
-          <w:rFonts w:ascii="Microsoft YaHei" w:hAnsi="Microsoft YaHei"/>
-          <w:b/>
-          <w:color w:val="1A1A1A"/>
-        </w:rPr>
-        <w:t>2068万元</w:t>
-      </w:r>
-      <w:r>
-        <w:rPr>
-          <w:rFonts w:ascii="Microsoft YaHei" w:hAnsi="Microsoft YaHei"/>
-        </w:rPr>
-        <w:t>，</w:t>
-      </w:r>
-      <w:r>
-        <w:rPr>
-          <w:rFonts w:ascii="Microsoft YaHei" w:hAnsi="Microsoft YaHei"/>
-          <w:b/>
-          <w:color w:val="1A1A1A"/>
-        </w:rPr>
-        <w:t>大资金连续两日积极做多</w:t>
-      </w:r>
-      <w:r>
-        <w:rPr>
-          <w:rFonts w:ascii="Microsoft YaHei" w:hAnsi="Microsoft YaHei"/>
-        </w:rPr>
-        <w:t xml:space="preserve">。中单小幅流出，小单净流入，显示出 </w:t>
-      </w:r>
-      <w:r>
-        <w:rPr>
-          <w:rFonts w:ascii="Microsoft YaHei" w:hAnsi="Microsoft YaHei"/>
-          <w:b/>
-          <w:color w:val="1A1A1A"/>
-        </w:rPr>
-        <w:t>主力资金主动吸筹、散户跟风进场</w:t>
-      </w:r>
-      <w:r>
-        <w:rPr>
-          <w:rFonts w:ascii="Microsoft YaHei" w:hAnsi="Microsoft YaHei"/>
-        </w:rPr>
-        <w:t xml:space="preserve"> 的特征。</w:t>
+        <w:t xml:space="preserve"> 格局，今日资金继续大幅净流入，资金持续做多信号明确。</w:t>
       </w:r>
     </w:p>
     <w:p>
@@ -1562,7 +1690,7 @@
                 <w:color w:val="1A1A1A"/>
                 <w:sz w:val="18"/>
               </w:rPr>
-              <w:t>数据</w:t>
+              <w:t>余额</w:t>
             </w:r>
           </w:p>
         </w:tc>
@@ -1583,7 +1711,7 @@
                 <w:color w:val="1A1A1A"/>
                 <w:sz w:val="18"/>
               </w:rPr>
-              <w:t>变动</w:t>
+              <w:t>环比变动</w:t>
             </w:r>
           </w:p>
         </w:tc>
@@ -1636,13 +1764,6 @@
               <w:spacing w:before="40" w:after="40" w:line="288" w:lineRule="auto"/>
             </w:pPr>
             <w:r/>
-            <w:r>
-              <w:rPr>
-                <w:rFonts w:ascii="Microsoft YaHei" w:hAnsi="Microsoft YaHei"/>
-                <w:sz w:val="18"/>
-              </w:rPr>
-              <w:t xml:space="preserve">较前日 </w:t>
-            </w:r>
             <w:r>
               <w:rPr>
                 <w:rFonts w:ascii="Microsoft YaHei" w:hAnsi="Microsoft YaHei"/>
@@ -1709,7 +1830,7 @@
                 <w:rFonts w:ascii="Microsoft YaHei" w:hAnsi="Microsoft YaHei"/>
                 <w:sz w:val="18"/>
               </w:rPr>
-              <w:t>较前日 +15.60%</w:t>
+              <w:t>+15.60%</w:t>
             </w:r>
           </w:p>
         </w:tc>
@@ -1721,7 +1842,7 @@
         <w:rPr>
           <w:rFonts w:ascii="Microsoft YaHei" w:hAnsi="Microsoft YaHei"/>
         </w:rPr>
-        <w:t xml:space="preserve">融资余额占流通市值比例约 </w:t>
+        <w:t xml:space="preserve">融资余额上升显示杠杆资金加仓意愿升温。融券余额虽有所增加，但绝对规模仅 </w:t>
       </w:r>
       <w:r>
         <w:rPr>
@@ -1729,41 +1850,13 @@
           <w:b/>
           <w:color w:val="1A1A1A"/>
         </w:rPr>
-        <w:t>1.81%</w:t>
+        <w:t>0.04亿</w:t>
       </w:r>
       <w:r>
         <w:rPr>
           <w:rFonts w:ascii="Microsoft YaHei" w:hAnsi="Microsoft YaHei"/>
         </w:rPr>
-        <w:t xml:space="preserve">，超过近一年 </w:t>
-      </w:r>
-      <w:r>
-        <w:rPr>
-          <w:rFonts w:ascii="Microsoft YaHei" w:hAnsi="Microsoft YaHei"/>
-          <w:b/>
-          <w:color w:val="1A1A1A"/>
-        </w:rPr>
-        <w:t>60%分位</w:t>
-      </w:r>
-      <w:r>
-        <w:rPr>
-          <w:rFonts w:ascii="Microsoft YaHei" w:hAnsi="Microsoft YaHei"/>
-        </w:rPr>
-        <w:t xml:space="preserve"> 水平，融资净买入额 </w:t>
-      </w:r>
-      <w:r>
-        <w:rPr>
-          <w:rFonts w:ascii="Microsoft YaHei" w:hAnsi="Microsoft YaHei"/>
-          <w:b/>
-          <w:color w:val="1A1A1A"/>
-        </w:rPr>
-        <w:t>621.9万元</w:t>
-      </w:r>
-      <w:r>
-        <w:rPr>
-          <w:rFonts w:ascii="Microsoft YaHei" w:hAnsi="Microsoft YaHei"/>
-        </w:rPr>
-        <w:t>。融资盘持续加码，市场看多情绪升温。</w:t>
+        <w:t>，对股价压制作用微乎其微。</w:t>
       </w:r>
     </w:p>
     <w:p>
@@ -1800,14 +1893,15 @@
         <w:tblLook w:firstColumn="1" w:firstRow="1" w:lastColumn="0" w:lastRow="0" w:noHBand="0" w:noVBand="1" w:val="04A0"/>
       </w:tblPr>
       <w:tblGrid>
-        <w:gridCol w:w="3022"/>
-        <w:gridCol w:w="3022"/>
-        <w:gridCol w:w="3022"/>
+        <w:gridCol w:w="2266"/>
+        <w:gridCol w:w="2266"/>
+        <w:gridCol w:w="2266"/>
+        <w:gridCol w:w="2266"/>
       </w:tblGrid>
       <w:tr>
         <w:tc>
           <w:tcPr>
-            <w:tcW w:type="dxa" w:w="3022"/>
+            <w:tcW w:type="dxa" w:w="2266"/>
             <w:shd w:fill="F6F8FA" w:val="clear"/>
           </w:tcPr>
           <w:p>
@@ -1822,13 +1916,13 @@
                 <w:color w:val="1A1A1A"/>
                 <w:sz w:val="18"/>
               </w:rPr>
-              <w:t>指标</w:t>
+              <w:t>技术指标</w:t>
             </w:r>
           </w:p>
         </w:tc>
         <w:tc>
           <w:tcPr>
-            <w:tcW w:type="dxa" w:w="3022"/>
+            <w:tcW w:type="dxa" w:w="2266"/>
             <w:shd w:fill="F6F8FA" w:val="clear"/>
           </w:tcPr>
           <w:p>
@@ -1849,7 +1943,7 @@
         </w:tc>
         <w:tc>
           <w:tcPr>
-            <w:tcW w:type="dxa" w:w="3022"/>
+            <w:tcW w:type="dxa" w:w="2266"/>
             <w:shd w:fill="F6F8FA" w:val="clear"/>
           </w:tcPr>
           <w:p>
@@ -1868,11 +1962,32 @@
             </w:r>
           </w:p>
         </w:tc>
+        <w:tc>
+          <w:tcPr>
+            <w:tcW w:type="dxa" w:w="2266"/>
+            <w:shd w:fill="F6F8FA" w:val="clear"/>
+          </w:tcPr>
+          <w:p>
+            <w:pPr>
+              <w:spacing w:before="40" w:after="40" w:line="288" w:lineRule="auto"/>
+            </w:pPr>
+            <w:r/>
+            <w:r>
+              <w:rPr>
+                <w:rFonts w:ascii="Microsoft YaHei" w:hAnsi="Microsoft YaHei"/>
+                <w:b/>
+                <w:color w:val="1A1A1A"/>
+                <w:sz w:val="18"/>
+              </w:rPr>
+              <w:t>信号</w:t>
+            </w:r>
+          </w:p>
+        </w:tc>
       </w:tr>
       <w:tr>
         <w:tc>
           <w:tcPr>
-            <w:tcW w:type="dxa" w:w="3022"/>
+            <w:tcW w:type="dxa" w:w="2266"/>
           </w:tcPr>
           <w:p>
             <w:pPr>
@@ -1884,13 +1999,13 @@
                 <w:rFonts w:ascii="Microsoft YaHei" w:hAnsi="Microsoft YaHei"/>
                 <w:sz w:val="18"/>
               </w:rPr>
-              <w:t>当前价</w:t>
+              <w:t>MA5（~11.90元）</w:t>
             </w:r>
           </w:p>
         </w:tc>
         <w:tc>
           <w:tcPr>
-            <w:tcW w:type="dxa" w:w="3022"/>
+            <w:tcW w:type="dxa" w:w="2266"/>
           </w:tcPr>
           <w:p>
             <w:pPr>
@@ -1902,13 +2017,42 @@
                 <w:rFonts w:ascii="Microsoft YaHei" w:hAnsi="Microsoft YaHei"/>
                 <w:sz w:val="18"/>
               </w:rPr>
-              <w:t>11.92元</w:t>
+              <w:t>当前价位于其</w:t>
+            </w:r>
+            <w:r>
+              <w:rPr>
+                <w:rFonts w:ascii="Microsoft YaHei" w:hAnsi="Microsoft YaHei"/>
+                <w:b/>
+                <w:color w:val="1A1A1A"/>
+                <w:sz w:val="18"/>
+              </w:rPr>
+              <w:t>上方</w:t>
             </w:r>
           </w:p>
         </w:tc>
         <w:tc>
           <w:tcPr>
-            <w:tcW w:type="dxa" w:w="3022"/>
+            <w:tcW w:type="dxa" w:w="2266"/>
+          </w:tcPr>
+          <w:p>
+            <w:pPr>
+              <w:spacing w:before="40" w:after="40" w:line="288" w:lineRule="auto"/>
+            </w:pPr>
+            <w:r/>
+            <w:r>
+              <w:rPr>
+                <w:rFonts w:ascii="Microsoft YaHei" w:hAnsi="Microsoft YaHei"/>
+                <w:b/>
+                <w:color w:val="1A1A1A"/>
+                <w:sz w:val="18"/>
+              </w:rPr>
+              <w:t>+0.2%</w:t>
+            </w:r>
+          </w:p>
+        </w:tc>
+        <w:tc>
+          <w:tcPr>
+            <w:tcW w:type="dxa" w:w="2266"/>
           </w:tcPr>
           <w:p>
             <w:pPr>
@@ -1920,7 +2064,7 @@
                 <w:rFonts w:ascii="Microsoft YaHei" w:hAnsi="Microsoft YaHei"/>
                 <w:sz w:val="18"/>
               </w:rPr>
-              <w:t>—</w:t>
+              <w:t>紧贴均线，强势站稳</w:t>
             </w:r>
           </w:p>
         </w:tc>
@@ -1928,7 +2072,7 @@
       <w:tr>
         <w:tc>
           <w:tcPr>
-            <w:tcW w:type="dxa" w:w="3022"/>
+            <w:tcW w:type="dxa" w:w="2266"/>
             <w:shd w:fill="F8F9FA" w:val="clear"/>
           </w:tcPr>
           <w:p>
@@ -1941,13 +2085,13 @@
                 <w:rFonts w:ascii="Microsoft YaHei" w:hAnsi="Microsoft YaHei"/>
                 <w:sz w:val="18"/>
               </w:rPr>
-              <w:t>MA5</w:t>
+              <w:t>MA10（~11.65元）</w:t>
             </w:r>
           </w:p>
         </w:tc>
         <w:tc>
           <w:tcPr>
-            <w:tcW w:type="dxa" w:w="3022"/>
+            <w:tcW w:type="dxa" w:w="2266"/>
             <w:shd w:fill="F8F9FA" w:val="clear"/>
           </w:tcPr>
           <w:p>
@@ -1960,13 +2104,22 @@
                 <w:rFonts w:ascii="Microsoft YaHei" w:hAnsi="Microsoft YaHei"/>
                 <w:sz w:val="18"/>
               </w:rPr>
-              <w:t>约 11.90元</w:t>
+              <w:t>当前价位于其</w:t>
+            </w:r>
+            <w:r>
+              <w:rPr>
+                <w:rFonts w:ascii="Microsoft YaHei" w:hAnsi="Microsoft YaHei"/>
+                <w:b/>
+                <w:color w:val="1A1A1A"/>
+                <w:sz w:val="18"/>
+              </w:rPr>
+              <w:t>上方</w:t>
             </w:r>
           </w:p>
         </w:tc>
         <w:tc>
           <w:tcPr>
-            <w:tcW w:type="dxa" w:w="3022"/>
+            <w:tcW w:type="dxa" w:w="2266"/>
             <w:shd w:fill="F8F9FA" w:val="clear"/>
           </w:tcPr>
           <w:p>
@@ -1981,80 +2134,13 @@
                 <w:color w:val="1A1A1A"/>
                 <w:sz w:val="18"/>
               </w:rPr>
-              <w:t>贴近平价（+0.2%）</w:t>
-            </w:r>
-          </w:p>
-        </w:tc>
-      </w:tr>
-      <w:tr>
-        <w:tc>
-          <w:tcPr>
-            <w:tcW w:type="dxa" w:w="3022"/>
-          </w:tcPr>
-          <w:p>
-            <w:pPr>
-              <w:spacing w:before="40" w:after="40" w:line="288" w:lineRule="auto"/>
-            </w:pPr>
-            <w:r/>
-            <w:r>
-              <w:rPr>
-                <w:rFonts w:ascii="Microsoft YaHei" w:hAnsi="Microsoft YaHei"/>
-                <w:sz w:val="18"/>
-              </w:rPr>
-              <w:t>MA10</w:t>
+              <w:t>+2.3%</w:t>
             </w:r>
           </w:p>
         </w:tc>
         <w:tc>
           <w:tcPr>
-            <w:tcW w:type="dxa" w:w="3022"/>
-          </w:tcPr>
-          <w:p>
-            <w:pPr>
-              <w:spacing w:before="40" w:after="40" w:line="288" w:lineRule="auto"/>
-            </w:pPr>
-            <w:r/>
-            <w:r>
-              <w:rPr>
-                <w:rFonts w:ascii="Microsoft YaHei" w:hAnsi="Microsoft YaHei"/>
-                <w:sz w:val="18"/>
-              </w:rPr>
-              <w:t>约 11.65元</w:t>
-            </w:r>
-          </w:p>
-        </w:tc>
-        <w:tc>
-          <w:tcPr>
-            <w:tcW w:type="dxa" w:w="3022"/>
-          </w:tcPr>
-          <w:p>
-            <w:pPr>
-              <w:spacing w:before="40" w:after="40" w:line="288" w:lineRule="auto"/>
-            </w:pPr>
-            <w:r/>
-            <w:r>
-              <w:rPr>
-                <w:rFonts w:ascii="Microsoft YaHei" w:hAnsi="Microsoft YaHei"/>
-                <w:sz w:val="18"/>
-              </w:rPr>
-              <w:t xml:space="preserve">上方 </w:t>
-            </w:r>
-            <w:r>
-              <w:rPr>
-                <w:rFonts w:ascii="Microsoft YaHei" w:hAnsi="Microsoft YaHei"/>
-                <w:b/>
-                <w:color w:val="1A1A1A"/>
-                <w:sz w:val="18"/>
-              </w:rPr>
-              <w:t>+2.3%</w:t>
-            </w:r>
-          </w:p>
-        </w:tc>
-      </w:tr>
-      <w:tr>
-        <w:tc>
-          <w:tcPr>
-            <w:tcW w:type="dxa" w:w="3022"/>
+            <w:tcW w:type="dxa" w:w="2266"/>
             <w:shd w:fill="F8F9FA" w:val="clear"/>
           </w:tcPr>
           <w:p>
@@ -2067,13 +2153,100 @@
                 <w:rFonts w:ascii="Microsoft YaHei" w:hAnsi="Microsoft YaHei"/>
                 <w:sz w:val="18"/>
               </w:rPr>
-              <w:t>MA20 / 布林中轨</w:t>
+              <w:t>多头排列确认</w:t>
+            </w:r>
+          </w:p>
+        </w:tc>
+      </w:tr>
+      <w:tr>
+        <w:tc>
+          <w:tcPr>
+            <w:tcW w:type="dxa" w:w="2266"/>
+          </w:tcPr>
+          <w:p>
+            <w:pPr>
+              <w:spacing w:before="40" w:after="40" w:line="288" w:lineRule="auto"/>
+            </w:pPr>
+            <w:r/>
+            <w:r>
+              <w:rPr>
+                <w:rFonts w:ascii="Microsoft YaHei" w:hAnsi="Microsoft YaHei"/>
+                <w:sz w:val="18"/>
+              </w:rPr>
+              <w:t>MA20/布林中轨（~11.52元）</w:t>
             </w:r>
           </w:p>
         </w:tc>
         <w:tc>
           <w:tcPr>
-            <w:tcW w:type="dxa" w:w="3022"/>
+            <w:tcW w:type="dxa" w:w="2266"/>
+          </w:tcPr>
+          <w:p>
+            <w:pPr>
+              <w:spacing w:before="40" w:after="40" w:line="288" w:lineRule="auto"/>
+            </w:pPr>
+            <w:r/>
+            <w:r>
+              <w:rPr>
+                <w:rFonts w:ascii="Microsoft YaHei" w:hAnsi="Microsoft YaHei"/>
+                <w:sz w:val="18"/>
+              </w:rPr>
+              <w:t>当前价位于其</w:t>
+            </w:r>
+            <w:r>
+              <w:rPr>
+                <w:rFonts w:ascii="Microsoft YaHei" w:hAnsi="Microsoft YaHei"/>
+                <w:b/>
+                <w:color w:val="1A1A1A"/>
+                <w:sz w:val="18"/>
+              </w:rPr>
+              <w:t>上方</w:t>
+            </w:r>
+          </w:p>
+        </w:tc>
+        <w:tc>
+          <w:tcPr>
+            <w:tcW w:type="dxa" w:w="2266"/>
+          </w:tcPr>
+          <w:p>
+            <w:pPr>
+              <w:spacing w:before="40" w:after="40" w:line="288" w:lineRule="auto"/>
+            </w:pPr>
+            <w:r/>
+            <w:r>
+              <w:rPr>
+                <w:rFonts w:ascii="Microsoft YaHei" w:hAnsi="Microsoft YaHei"/>
+                <w:b/>
+                <w:color w:val="1A1A1A"/>
+                <w:sz w:val="18"/>
+              </w:rPr>
+              <w:t>+3.5%</w:t>
+            </w:r>
+          </w:p>
+        </w:tc>
+        <w:tc>
+          <w:tcPr>
+            <w:tcW w:type="dxa" w:w="2266"/>
+          </w:tcPr>
+          <w:p>
+            <w:pPr>
+              <w:spacing w:before="40" w:after="40" w:line="288" w:lineRule="auto"/>
+            </w:pPr>
+            <w:r/>
+            <w:r>
+              <w:rPr>
+                <w:rFonts w:ascii="Microsoft YaHei" w:hAnsi="Microsoft YaHei"/>
+                <w:sz w:val="18"/>
+              </w:rPr>
+              <w:t>中期趋势向上</w:t>
+            </w:r>
+          </w:p>
+        </w:tc>
+      </w:tr>
+      <w:tr>
+        <w:tc>
+          <w:tcPr>
+            <w:tcW w:type="dxa" w:w="2266"/>
             <w:shd w:fill="F8F9FA" w:val="clear"/>
           </w:tcPr>
           <w:p>
@@ -2086,13 +2259,13 @@
                 <w:rFonts w:ascii="Microsoft YaHei" w:hAnsi="Microsoft YaHei"/>
                 <w:sz w:val="18"/>
               </w:rPr>
-              <w:t>约 11.52元</w:t>
+              <w:t>布林带上轨（12.20元）</w:t>
             </w:r>
           </w:p>
         </w:tc>
         <w:tc>
           <w:tcPr>
-            <w:tcW w:type="dxa" w:w="3022"/>
+            <w:tcW w:type="dxa" w:w="2266"/>
             <w:shd w:fill="F8F9FA" w:val="clear"/>
           </w:tcPr>
           <w:p>
@@ -2105,7 +2278,7 @@
                 <w:rFonts w:ascii="Microsoft YaHei" w:hAnsi="Microsoft YaHei"/>
                 <w:sz w:val="18"/>
               </w:rPr>
-              <w:t xml:space="preserve">上方 </w:t>
+              <w:t xml:space="preserve">当前价距上轨 </w:t>
             </w:r>
             <w:r>
               <w:rPr>
@@ -2114,118 +2287,13 @@
                 <w:color w:val="1A1A1A"/>
                 <w:sz w:val="18"/>
               </w:rPr>
-              <w:t>+3.5%</w:t>
-            </w:r>
-          </w:p>
-        </w:tc>
-      </w:tr>
-      <w:tr>
-        <w:tc>
-          <w:tcPr>
-            <w:tcW w:type="dxa" w:w="3022"/>
-          </w:tcPr>
-          <w:p>
-            <w:pPr>
-              <w:spacing w:before="40" w:after="40" w:line="288" w:lineRule="auto"/>
-            </w:pPr>
-            <w:r/>
-            <w:r>
-              <w:rPr>
-                <w:rFonts w:ascii="Microsoft YaHei" w:hAnsi="Microsoft YaHei"/>
-                <w:sz w:val="18"/>
-              </w:rPr>
-              <w:t>布林带上轨</w:t>
+              <w:t>2.3%</w:t>
             </w:r>
           </w:p>
         </w:tc>
         <w:tc>
           <w:tcPr>
-            <w:tcW w:type="dxa" w:w="3022"/>
-          </w:tcPr>
-          <w:p>
-            <w:pPr>
-              <w:spacing w:before="40" w:after="40" w:line="288" w:lineRule="auto"/>
-            </w:pPr>
-            <w:r/>
-            <w:r>
-              <w:rPr>
-                <w:rFonts w:ascii="Microsoft YaHei" w:hAnsi="Microsoft YaHei"/>
-                <w:sz w:val="18"/>
-              </w:rPr>
-              <w:t>12.20元</w:t>
-            </w:r>
-          </w:p>
-        </w:tc>
-        <w:tc>
-          <w:tcPr>
-            <w:tcW w:type="dxa" w:w="3022"/>
-          </w:tcPr>
-          <w:p>
-            <w:pPr>
-              <w:spacing w:before="40" w:after="40" w:line="288" w:lineRule="auto"/>
-            </w:pPr>
-            <w:r/>
-            <w:r>
-              <w:rPr>
-                <w:rFonts w:ascii="Microsoft YaHei" w:hAnsi="Microsoft YaHei"/>
-                <w:sz w:val="18"/>
-              </w:rPr>
-              <w:t xml:space="preserve">下方 </w:t>
-            </w:r>
-            <w:r>
-              <w:rPr>
-                <w:rFonts w:ascii="Microsoft YaHei" w:hAnsi="Microsoft YaHei"/>
-                <w:b/>
-                <w:color w:val="1A1A1A"/>
-                <w:sz w:val="18"/>
-              </w:rPr>
-              <w:t>-2.3%</w:t>
-            </w:r>
-          </w:p>
-        </w:tc>
-      </w:tr>
-      <w:tr>
-        <w:tc>
-          <w:tcPr>
-            <w:tcW w:type="dxa" w:w="3022"/>
-            <w:shd w:fill="F8F9FA" w:val="clear"/>
-          </w:tcPr>
-          <w:p>
-            <w:pPr>
-              <w:spacing w:before="40" w:after="40" w:line="288" w:lineRule="auto"/>
-            </w:pPr>
-            <w:r/>
-            <w:r>
-              <w:rPr>
-                <w:rFonts w:ascii="Microsoft YaHei" w:hAnsi="Microsoft YaHei"/>
-                <w:sz w:val="18"/>
-              </w:rPr>
-              <w:t>布林带下轨</w:t>
-            </w:r>
-          </w:p>
-        </w:tc>
-        <w:tc>
-          <w:tcPr>
-            <w:tcW w:type="dxa" w:w="3022"/>
-            <w:shd w:fill="F8F9FA" w:val="clear"/>
-          </w:tcPr>
-          <w:p>
-            <w:pPr>
-              <w:spacing w:before="40" w:after="40" w:line="288" w:lineRule="auto"/>
-            </w:pPr>
-            <w:r/>
-            <w:r>
-              <w:rPr>
-                <w:rFonts w:ascii="Microsoft YaHei" w:hAnsi="Microsoft YaHei"/>
-                <w:sz w:val="18"/>
-              </w:rPr>
-              <w:t>10.84元</w:t>
-            </w:r>
-          </w:p>
-        </w:tc>
-        <w:tc>
-          <w:tcPr>
-            <w:tcW w:type="dxa" w:w="3022"/>
+            <w:tcW w:type="dxa" w:w="2266"/>
             <w:shd w:fill="F8F9FA" w:val="clear"/>
           </w:tcPr>
           <w:p>
@@ -2242,40 +2310,116 @@
             </w:r>
           </w:p>
         </w:tc>
+        <w:tc>
+          <w:tcPr>
+            <w:tcW w:type="dxa" w:w="2266"/>
+            <w:shd w:fill="F8F9FA" w:val="clear"/>
+          </w:tcPr>
+          <w:p>
+            <w:pPr>
+              <w:spacing w:before="40" w:after="40" w:line="288" w:lineRule="auto"/>
+            </w:pPr>
+            <w:r/>
+            <w:r>
+              <w:rPr>
+                <w:rFonts w:ascii="Microsoft YaHei" w:hAnsi="Microsoft YaHei"/>
+                <w:sz w:val="18"/>
+              </w:rPr>
+              <w:t>存在上行空间但接近压力</w:t>
+            </w:r>
+          </w:p>
+        </w:tc>
+      </w:tr>
+      <w:tr>
+        <w:tc>
+          <w:tcPr>
+            <w:tcW w:type="dxa" w:w="2266"/>
+          </w:tcPr>
+          <w:p>
+            <w:pPr>
+              <w:spacing w:before="40" w:after="40" w:line="288" w:lineRule="auto"/>
+            </w:pPr>
+            <w:r/>
+            <w:r>
+              <w:rPr>
+                <w:rFonts w:ascii="Microsoft YaHei" w:hAnsi="Microsoft YaHei"/>
+                <w:sz w:val="18"/>
+              </w:rPr>
+              <w:t>布林带下轨（10.84元）</w:t>
+            </w:r>
+          </w:p>
+        </w:tc>
+        <w:tc>
+          <w:tcPr>
+            <w:tcW w:type="dxa" w:w="2266"/>
+          </w:tcPr>
+          <w:p>
+            <w:pPr>
+              <w:spacing w:before="40" w:after="40" w:line="288" w:lineRule="auto"/>
+            </w:pPr>
+            <w:r/>
+            <w:r>
+              <w:rPr>
+                <w:rFonts w:ascii="Microsoft YaHei" w:hAnsi="Microsoft YaHei"/>
+                <w:sz w:val="18"/>
+              </w:rPr>
+              <w:t>—</w:t>
+            </w:r>
+          </w:p>
+        </w:tc>
+        <w:tc>
+          <w:tcPr>
+            <w:tcW w:type="dxa" w:w="2266"/>
+          </w:tcPr>
+          <w:p>
+            <w:pPr>
+              <w:spacing w:before="40" w:after="40" w:line="288" w:lineRule="auto"/>
+            </w:pPr>
+            <w:r/>
+            <w:r>
+              <w:rPr>
+                <w:rFonts w:ascii="Microsoft YaHei" w:hAnsi="Microsoft YaHei"/>
+                <w:sz w:val="18"/>
+              </w:rPr>
+              <w:t>—</w:t>
+            </w:r>
+          </w:p>
+        </w:tc>
+        <w:tc>
+          <w:tcPr>
+            <w:tcW w:type="dxa" w:w="2266"/>
+          </w:tcPr>
+          <w:p>
+            <w:pPr>
+              <w:spacing w:before="40" w:after="40" w:line="288" w:lineRule="auto"/>
+            </w:pPr>
+            <w:r/>
+            <w:r>
+              <w:rPr>
+                <w:rFonts w:ascii="Microsoft YaHei" w:hAnsi="Microsoft YaHei"/>
+                <w:sz w:val="18"/>
+              </w:rPr>
+              <w:t>下轨持续抬升，支撑上移</w:t>
+            </w:r>
+          </w:p>
+        </w:tc>
       </w:tr>
     </w:tbl>
     <w:p/>
     <w:p>
-      <w:pPr>
-        <w:pStyle w:val="ListBullet"/>
-      </w:pPr>
       <w:r>
         <w:rPr>
           <w:rFonts w:ascii="Microsoft YaHei" w:hAnsi="Microsoft YaHei"/>
           <w:b/>
           <w:color w:val="1A1A1A"/>
         </w:rPr>
-        <w:t>均线系统呈多头排列</w:t>
+        <w:t>技术形态研判</w:t>
       </w:r>
       <w:r>
         <w:rPr>
           <w:rFonts w:ascii="Microsoft YaHei" w:hAnsi="Microsoft YaHei"/>
         </w:rPr>
-        <w:t xml:space="preserve">：当前价站上 </w:t>
-      </w:r>
-      <w:r>
-        <w:rPr>
-          <w:rFonts w:ascii="Microsoft YaHei" w:hAnsi="Microsoft YaHei"/>
-          <w:b/>
-          <w:color w:val="1A1A1A"/>
-        </w:rPr>
-        <w:t>MA5、MA10、MA20</w:t>
-      </w:r>
-      <w:r>
-        <w:rPr>
-          <w:rFonts w:ascii="Microsoft YaHei" w:hAnsi="Microsoft YaHei"/>
-        </w:rPr>
-        <w:t>，短线趋势向好</w:t>
+        <w:t>：</w:t>
       </w:r>
     </w:p>
     <w:p>
@@ -2286,7 +2430,7 @@
         <w:rPr>
           <w:rFonts w:ascii="Microsoft YaHei" w:hAnsi="Microsoft YaHei"/>
         </w:rPr>
-        <w:t xml:space="preserve">MA5（11.90元）提供 </w:t>
+        <w:t xml:space="preserve">均线系统呈 </w:t>
       </w:r>
       <w:r>
         <w:rPr>
@@ -2294,13 +2438,13 @@
           <w:b/>
           <w:color w:val="1A1A1A"/>
         </w:rPr>
-        <w:t>即时支撑</w:t>
+        <w:t>多头排列</w:t>
       </w:r>
       <w:r>
         <w:rPr>
           <w:rFonts w:ascii="Microsoft YaHei" w:hAnsi="Microsoft YaHei"/>
         </w:rPr>
-        <w:t>，午间收盘价11.92元恰好站稳其上</w:t>
+        <w:t>：MA5（11.90）&gt; MA10（11.65）&gt; MA20（11.52），价格站稳所有短中期均线</w:t>
       </w:r>
     </w:p>
     <w:p>
@@ -2311,7 +2455,7 @@
         <w:rPr>
           <w:rFonts w:ascii="Microsoft YaHei" w:hAnsi="Microsoft YaHei"/>
         </w:rPr>
-        <w:t xml:space="preserve">距布林带上轨12.20元尚有 </w:t>
+        <w:t xml:space="preserve">当前价 11.92 元距布林带上轨 12.20 元尚有 </w:t>
       </w:r>
       <w:r>
         <w:rPr>
@@ -2319,13 +2463,13 @@
           <w:b/>
           <w:color w:val="1A1A1A"/>
         </w:rPr>
-        <w:t>2.3%空间</w:t>
+        <w:t>2.3%</w:t>
       </w:r>
       <w:r>
         <w:rPr>
           <w:rFonts w:ascii="Microsoft YaHei" w:hAnsi="Microsoft YaHei"/>
         </w:rPr>
-        <w:t>，短期仍有上攻潜力</w:t>
+        <w:t xml:space="preserve"> 的空间，若午后量能配合，仍有向上试探上轨的动能</w:t>
       </w:r>
     </w:p>
     <w:p>
@@ -2336,7 +2480,18 @@
         <w:rPr>
           <w:rFonts w:ascii="Microsoft YaHei" w:hAnsi="Microsoft YaHei"/>
         </w:rPr>
-        <w:t xml:space="preserve">若午后放量突破 </w:t>
+        <w:t>盘中最高触及 12.08 元后回落，说明上轨附近存在短线获利盘抛压</w:t>
+      </w:r>
+    </w:p>
+    <w:p>
+      <w:pPr>
+        <w:pStyle w:val="ListBullet"/>
+      </w:pPr>
+      <w:r>
+        <w:rPr>
+          <w:rFonts w:ascii="Microsoft YaHei" w:hAnsi="Microsoft YaHei"/>
+        </w:rPr>
+        <w:t xml:space="preserve">早盘"火箭发射"信号发生在 </w:t>
       </w:r>
       <w:r>
         <w:rPr>
@@ -2344,13 +2499,27 @@
           <w:b/>
           <w:color w:val="1A1A1A"/>
         </w:rPr>
-        <w:t>12.08元（今日高点）</w:t>
+        <w:t>09:30</w:t>
       </w:r>
       <w:r>
         <w:rPr>
           <w:rFonts w:ascii="Microsoft YaHei" w:hAnsi="Microsoft YaHei"/>
         </w:rPr>
-        <w:t>，则有望进一步向布林带上轨12.20元发起挑战</w:t>
+        <w:t xml:space="preserve">（涨至 +2.30%，12.44元），随后冲高回落至 12.08 元，属于典型的 </w:t>
+      </w:r>
+      <w:r>
+        <w:rPr>
+          <w:rFonts w:ascii="Microsoft YaHei" w:hAnsi="Microsoft YaHei"/>
+          <w:b/>
+          <w:color w:val="1A1A1A"/>
+        </w:rPr>
+        <w:t>快速拉升后的整理</w:t>
+      </w:r>
+      <w:r>
+        <w:rPr>
+          <w:rFonts w:ascii="Microsoft YaHei" w:hAnsi="Microsoft YaHei"/>
+        </w:rPr>
+        <w:t xml:space="preserve"> 形态</w:t>
       </w:r>
     </w:p>
     <w:p>
@@ -2379,111 +2548,11 @@
       </w:r>
     </w:p>
     <w:p>
-      <w:pPr>
-        <w:spacing w:before="280" w:after="80" w:line="312" w:lineRule="auto"/>
-      </w:pPr>
-      <w:r>
-        <w:rPr>
-          <w:rFonts w:ascii="Microsoft YaHei" w:hAnsi="Microsoft YaHei"/>
-          <w:b/>
-          <w:color w:val="333333"/>
-          <w:sz w:val="24"/>
-        </w:rPr>
-        <w:t>融资动态（7月28日）</w:t>
-      </w:r>
-    </w:p>
-    <w:p>
       <w:r>
         <w:rPr>
           <w:rFonts w:ascii="Microsoft YaHei" w:hAnsi="Microsoft YaHei"/>
         </w:rPr>
-        <w:t xml:space="preserve">&gt; 首旅酒店获融资买入 </w:t>
-      </w:r>
-      <w:r>
-        <w:rPr>
-          <w:rFonts w:ascii="Microsoft YaHei" w:hAnsi="Microsoft YaHei"/>
-          <w:b/>
-          <w:color w:val="1A1A1A"/>
-        </w:rPr>
-        <w:t>3049.83万元</w:t>
-      </w:r>
-      <w:r>
-        <w:rPr>
-          <w:rFonts w:ascii="Microsoft YaHei" w:hAnsi="Microsoft YaHei"/>
-        </w:rPr>
-        <w:t xml:space="preserve">，融资余额 </w:t>
-      </w:r>
-      <w:r>
-        <w:rPr>
-          <w:rFonts w:ascii="Microsoft YaHei" w:hAnsi="Microsoft YaHei"/>
-          <w:b/>
-          <w:color w:val="1A1A1A"/>
-        </w:rPr>
-        <w:t>2.46亿元</w:t>
-      </w:r>
-      <w:r>
-        <w:rPr>
-          <w:rFonts w:ascii="Microsoft YaHei" w:hAnsi="Microsoft YaHei"/>
-        </w:rPr>
-        <w:t xml:space="preserve">，融资净买入额 </w:t>
-      </w:r>
-      <w:r>
-        <w:rPr>
-          <w:rFonts w:ascii="Microsoft YaHei" w:hAnsi="Microsoft YaHei"/>
-          <w:b/>
-          <w:color w:val="1A1A1A"/>
-        </w:rPr>
-        <w:t>621.9万元</w:t>
-      </w:r>
-      <w:r>
-        <w:rPr>
-          <w:rFonts w:ascii="Microsoft YaHei" w:hAnsi="Microsoft YaHei"/>
-        </w:rPr>
-        <w:t xml:space="preserve">，融资余额占流通市值比例 </w:t>
-      </w:r>
-      <w:r>
-        <w:rPr>
-          <w:rFonts w:ascii="Microsoft YaHei" w:hAnsi="Microsoft YaHei"/>
-          <w:b/>
-          <w:color w:val="1A1A1A"/>
-        </w:rPr>
-        <w:t>1.81%</w:t>
-      </w:r>
-      <w:r>
-        <w:rPr>
-          <w:rFonts w:ascii="Microsoft YaHei" w:hAnsi="Microsoft YaHei"/>
-        </w:rPr>
-        <w:t>，超过近一年60%分位水平。</w:t>
-      </w:r>
-    </w:p>
-    <w:p>
-      <w:r>
-        <w:rPr>
-          <w:rFonts w:ascii="Microsoft YaHei" w:hAnsi="Microsoft YaHei"/>
-          <w:b/>
-          <w:color w:val="1A1A1A"/>
-        </w:rPr>
-        <w:t>解读</w:t>
-      </w:r>
-      <w:r>
-        <w:rPr>
-          <w:rFonts w:ascii="Microsoft YaHei" w:hAnsi="Microsoft YaHei"/>
-        </w:rPr>
-        <w:t>：融资资金持续净买入，反映杠杆资金对该股中期走势的认可。占流通市值比例超过近一年中位水平，显示资金关注度正在提升。</w:t>
-      </w:r>
-    </w:p>
-    <w:p>
-      <w:pPr>
-        <w:spacing w:before="280" w:after="80" w:line="312" w:lineRule="auto"/>
-      </w:pPr>
-      <w:r>
-        <w:rPr>
-          <w:rFonts w:ascii="Microsoft YaHei" w:hAnsi="Microsoft YaHei"/>
-          <w:b/>
-          <w:color w:val="333333"/>
-          <w:sz w:val="24"/>
-        </w:rPr>
-        <w:t>盘中异动监测</w:t>
+        <w:t>新闻源检索结果为空（各引擎均未返回有效结果），暂无新增消息面因素。但从盘中异动监测来看：</w:t>
       </w:r>
     </w:p>
     <w:p>
@@ -2496,13 +2565,13 @@
           <w:b/>
           <w:color w:val="1A1A1A"/>
         </w:rPr>
-        <w:t>09:25:03</w:t>
+        <w:t>09:25</w:t>
       </w:r>
       <w:r>
         <w:rPr>
           <w:rFonts w:ascii="Microsoft YaHei" w:hAnsi="Microsoft YaHei"/>
         </w:rPr>
-        <w:t xml:space="preserve"> — 60日大幅上涨信号触发，报价 </w:t>
+        <w:t xml:space="preserve"> 出现</w:t>
       </w:r>
       <w:r>
         <w:rPr>
@@ -2510,7 +2579,13 @@
           <w:b/>
           <w:color w:val="1A1A1A"/>
         </w:rPr>
-        <w:t>12.18元（+0.16%）</w:t>
+        <w:t>60日大幅上涨</w:t>
+      </w:r>
+      <w:r>
+        <w:rPr>
+          <w:rFonts w:ascii="Microsoft YaHei" w:hAnsi="Microsoft YaHei"/>
+        </w:rPr>
+        <w:t>信号（+0.16%，12.18元）</w:t>
       </w:r>
     </w:p>
     <w:p>
@@ -2523,13 +2598,13 @@
           <w:b/>
           <w:color w:val="1A1A1A"/>
         </w:rPr>
-        <w:t>09:30:42</w:t>
+        <w:t>09:30</w:t>
       </w:r>
       <w:r>
         <w:rPr>
           <w:rFonts w:ascii="Microsoft YaHei" w:hAnsi="Microsoft YaHei"/>
         </w:rPr>
-        <w:t xml:space="preserve"> — 火箭发射信号触发，报价 </w:t>
+        <w:t xml:space="preserve"> 出现</w:t>
       </w:r>
       <w:r>
         <w:rPr>
@@ -2537,13 +2612,21 @@
           <w:b/>
           <w:color w:val="1A1A1A"/>
         </w:rPr>
-        <w:t>12.44元（+2.30%）</w:t>
+        <w:t>火箭发射</w:t>
       </w:r>
       <w:r>
         <w:rPr>
           <w:rFonts w:ascii="Microsoft YaHei" w:hAnsi="Microsoft YaHei"/>
         </w:rPr>
-        <w:t xml:space="preserve">，随后最高触及 </w:t>
+        <w:t>信号（+2.30%，12.44元）</w:t>
+      </w:r>
+    </w:p>
+    <w:p>
+      <w:r>
+        <w:rPr>
+          <w:rFonts w:ascii="Microsoft YaHei" w:hAnsi="Microsoft YaHei"/>
+        </w:rPr>
+        <w:t>早盘快速拉升动作表明存在</w:t>
       </w:r>
       <w:r>
         <w:rPr>
@@ -2551,29 +2634,13 @@
           <w:b/>
           <w:color w:val="1A1A1A"/>
         </w:rPr>
-        <w:t>12.08元</w:t>
-      </w:r>
-    </w:p>
-    <w:p>
-      <w:r>
-        <w:rPr>
-          <w:rFonts w:ascii="Microsoft YaHei" w:hAnsi="Microsoft YaHei"/>
-        </w:rPr>
-        <w:t xml:space="preserve">早盘高开后快速拉升，主力资金 </w:t>
-      </w:r>
-      <w:r>
-        <w:rPr>
-          <w:rFonts w:ascii="Microsoft YaHei" w:hAnsi="Microsoft YaHei"/>
-          <w:b/>
-          <w:color w:val="1A1A1A"/>
-        </w:rPr>
-        <w:t>主动做多意图明确</w:t>
+        <w:t>主动型买盘集中介入</w:t>
       </w:r>
       <w:r>
         <w:rPr>
           <w:rFonts w:ascii="Microsoft YaHei" w:hAnsi="Microsoft YaHei"/>
         </w:rPr>
-        <w:t>，短期动能充沛。</w:t>
+        <w:t>，结合资金面净流入数据，判断为机构或游资主动建仓/加仓行为。</w:t>
       </w:r>
     </w:p>
     <w:p>
@@ -2602,11 +2669,17 @@
       </w:r>
     </w:p>
     <w:p>
+      <w:pPr>
+        <w:spacing w:before="280" w:after="80" w:line="312" w:lineRule="auto"/>
+      </w:pPr>
       <w:r>
         <w:rPr>
           <w:rFonts w:ascii="Microsoft YaHei" w:hAnsi="Microsoft YaHei"/>
+          <w:b/>
+          <w:color w:val="333333"/>
+          <w:sz w:val="24"/>
         </w:rPr>
-        <w:t>首旅酒店在多个相关板块中表现突出：</w:t>
+        <w:t>所属行业板块表现</w:t>
       </w:r>
     </w:p>
     <w:tbl>
@@ -2641,7 +2714,7 @@
                 <w:color w:val="1A1A1A"/>
                 <w:sz w:val="18"/>
               </w:rPr>
-              <w:t>板块</w:t>
+              <w:t>板块名称</w:t>
             </w:r>
           </w:p>
         </w:tc>
@@ -2662,7 +2735,7 @@
                 <w:color w:val="1A1A1A"/>
                 <w:sz w:val="18"/>
               </w:rPr>
-              <w:t>板块涨幅</w:t>
+              <w:t>涨跌幅</w:t>
             </w:r>
           </w:p>
         </w:tc>
@@ -2683,7 +2756,7 @@
                 <w:color w:val="1A1A1A"/>
                 <w:sz w:val="18"/>
               </w:rPr>
-              <w:t>板块内排名</w:t>
+              <w:t>板块排名</w:t>
             </w:r>
           </w:p>
         </w:tc>
@@ -2704,7 +2777,7 @@
                 <w:color w:val="1A1A1A"/>
                 <w:sz w:val="18"/>
               </w:rPr>
-              <w:t>特点</w:t>
+              <w:t>该股在板块中表现</w:t>
             </w:r>
           </w:p>
         </w:tc>
@@ -2726,25 +2799,7 @@
                 <w:color w:val="1A1A1A"/>
                 <w:sz w:val="18"/>
               </w:rPr>
-              <w:t>酒店、餐馆与休闲</w:t>
-            </w:r>
-          </w:p>
-        </w:tc>
-        <w:tc>
-          <w:tcPr>
-            <w:tcW w:type="dxa" w:w="2266"/>
-          </w:tcPr>
-          <w:p>
-            <w:pPr>
-              <w:spacing w:before="40" w:after="40" w:line="288" w:lineRule="auto"/>
-            </w:pPr>
-            <w:r/>
-            <w:r>
-              <w:rPr>
-                <w:rFonts w:ascii="Microsoft YaHei" w:hAnsi="Microsoft YaHei"/>
-                <w:sz w:val="18"/>
-              </w:rPr>
-              <w:t>-1.28%</w:t>
+              <w:t>酒店、餐馆与休闲(A股)</w:t>
             </w:r>
           </w:p>
         </w:tc>
@@ -2764,7 +2819,7 @@
                 <w:color w:val="1A1A1A"/>
                 <w:sz w:val="18"/>
               </w:rPr>
-              <w:t>第3/38位（领涨）</w:t>
+              <w:t>-1.28%</w:t>
             </w:r>
           </w:p>
         </w:tc>
@@ -2782,7 +2837,34 @@
                 <w:rFonts w:ascii="Microsoft YaHei" w:hAnsi="Microsoft YaHei"/>
                 <w:sz w:val="18"/>
               </w:rPr>
-              <w:t>板块内涨幅第一梯队</w:t>
+              <w:t>481/1158</w:t>
+            </w:r>
+          </w:p>
+        </w:tc>
+        <w:tc>
+          <w:tcPr>
+            <w:tcW w:type="dxa" w:w="2266"/>
+          </w:tcPr>
+          <w:p>
+            <w:pPr>
+              <w:spacing w:before="40" w:after="40" w:line="288" w:lineRule="auto"/>
+            </w:pPr>
+            <w:r/>
+            <w:r>
+              <w:rPr>
+                <w:rFonts w:ascii="Microsoft YaHei" w:hAnsi="Microsoft YaHei"/>
+                <w:b/>
+                <w:color w:val="1A1A1A"/>
+                <w:sz w:val="18"/>
+              </w:rPr>
+              <w:t>第3/38名</w:t>
+            </w:r>
+            <w:r>
+              <w:rPr>
+                <w:rFonts w:ascii="Microsoft YaHei" w:hAnsi="Microsoft YaHei"/>
+                <w:sz w:val="18"/>
+              </w:rPr>
+              <w:t>（领涨）</w:t>
             </w:r>
           </w:p>
         </w:tc>
@@ -2805,26 +2887,7 @@
                 <w:color w:val="1A1A1A"/>
                 <w:sz w:val="18"/>
               </w:rPr>
-              <w:t>酒店、度假村与豪华游轮</w:t>
-            </w:r>
-          </w:p>
-        </w:tc>
-        <w:tc>
-          <w:tcPr>
-            <w:tcW w:type="dxa" w:w="2266"/>
-            <w:shd w:fill="F8F9FA" w:val="clear"/>
-          </w:tcPr>
-          <w:p>
-            <w:pPr>
-              <w:spacing w:before="40" w:after="40" w:line="288" w:lineRule="auto"/>
-            </w:pPr>
-            <w:r/>
-            <w:r>
-              <w:rPr>
-                <w:rFonts w:ascii="Microsoft YaHei" w:hAnsi="Microsoft YaHei"/>
-                <w:sz w:val="18"/>
-              </w:rPr>
-              <w:t>-1.12%</w:t>
+              <w:t>酒店、度假村与豪华游轮(A股)</w:t>
             </w:r>
           </w:p>
         </w:tc>
@@ -2845,7 +2908,7 @@
                 <w:color w:val="1A1A1A"/>
                 <w:sz w:val="18"/>
               </w:rPr>
-              <w:t>第3/28位（领涨）</w:t>
+              <w:t>-1.12%</w:t>
             </w:r>
           </w:p>
         </w:tc>
@@ -2864,7 +2927,35 @@
                 <w:rFonts w:ascii="Microsoft YaHei" w:hAnsi="Microsoft YaHei"/>
                 <w:sz w:val="18"/>
               </w:rPr>
-              <w:t>与中国中免、锦江酒店并列领涨</w:t>
+              <w:t>449/1158</w:t>
+            </w:r>
+          </w:p>
+        </w:tc>
+        <w:tc>
+          <w:tcPr>
+            <w:tcW w:type="dxa" w:w="2266"/>
+            <w:shd w:fill="F8F9FA" w:val="clear"/>
+          </w:tcPr>
+          <w:p>
+            <w:pPr>
+              <w:spacing w:before="40" w:after="40" w:line="288" w:lineRule="auto"/>
+            </w:pPr>
+            <w:r/>
+            <w:r>
+              <w:rPr>
+                <w:rFonts w:ascii="Microsoft YaHei" w:hAnsi="Microsoft YaHei"/>
+                <w:b/>
+                <w:color w:val="1A1A1A"/>
+                <w:sz w:val="18"/>
+              </w:rPr>
+              <w:t>第3/28名</w:t>
+            </w:r>
+            <w:r>
+              <w:rPr>
+                <w:rFonts w:ascii="Microsoft YaHei" w:hAnsi="Microsoft YaHei"/>
+                <w:sz w:val="18"/>
+              </w:rPr>
+              <w:t>（领涨）</w:t>
             </w:r>
           </w:p>
         </w:tc>
@@ -2882,11 +2973,9 @@
             <w:r>
               <w:rPr>
                 <w:rFonts w:ascii="Microsoft YaHei" w:hAnsi="Microsoft YaHei"/>
-                <w:b/>
-                <w:color w:val="1A1A1A"/>
                 <w:sz w:val="18"/>
               </w:rPr>
-              <w:t>消费者服务</w:t>
+              <w:t>消费者服务(A股)</w:t>
             </w:r>
           </w:p>
         </w:tc>
@@ -2920,11 +3009,9 @@
             <w:r>
               <w:rPr>
                 <w:rFonts w:ascii="Microsoft YaHei" w:hAnsi="Microsoft YaHei"/>
-                <w:b/>
-                <w:color w:val="1A1A1A"/>
                 <w:sz w:val="18"/>
               </w:rPr>
-              <w:t>第4/52位</w:t>
+              <w:t>521/1158</w:t>
             </w:r>
           </w:p>
         </w:tc>
@@ -2942,7 +3029,7 @@
                 <w:rFonts w:ascii="Microsoft YaHei" w:hAnsi="Microsoft YaHei"/>
                 <w:sz w:val="18"/>
               </w:rPr>
-              <w:t>跑赢板块内大部分个股</w:t>
+              <w:t>第4/52名</w:t>
             </w:r>
           </w:p>
         </w:tc>
@@ -2961,8 +3048,6 @@
             <w:r>
               <w:rPr>
                 <w:rFonts w:ascii="Microsoft YaHei" w:hAnsi="Microsoft YaHei"/>
-                <w:b/>
-                <w:color w:val="1A1A1A"/>
                 <w:sz w:val="18"/>
               </w:rPr>
               <w:t>旅游概念</w:t>
@@ -3001,11 +3086,9 @@
             <w:r>
               <w:rPr>
                 <w:rFonts w:ascii="Microsoft YaHei" w:hAnsi="Microsoft YaHei"/>
-                <w:b/>
-                <w:color w:val="1A1A1A"/>
                 <w:sz w:val="18"/>
               </w:rPr>
-              <w:t>第15/150位</w:t>
+              <w:t>524/1158</w:t>
             </w:r>
           </w:p>
         </w:tc>
@@ -3024,7 +3107,7 @@
                 <w:rFonts w:ascii="Microsoft YaHei" w:hAnsi="Microsoft YaHei"/>
                 <w:sz w:val="18"/>
               </w:rPr>
-              <w:t>逆势走强</w:t>
+              <w:t>第15/150名</w:t>
             </w:r>
           </w:p>
         </w:tc>
@@ -3035,8 +3118,27 @@
       <w:r>
         <w:rPr>
           <w:rFonts w:ascii="Microsoft YaHei" w:hAnsi="Microsoft YaHei"/>
+          <w:b/>
+          <w:color w:val="1A1A1A"/>
         </w:rPr>
-        <w:t xml:space="preserve">行业板块整体回调，但首旅酒店 </w:t>
+        <w:t>板块分析要点</w:t>
+      </w:r>
+      <w:r>
+        <w:rPr>
+          <w:rFonts w:ascii="Microsoft YaHei" w:hAnsi="Microsoft YaHei"/>
+        </w:rPr>
+        <w:t>：</w:t>
+      </w:r>
+    </w:p>
+    <w:p>
+      <w:pPr>
+        <w:pStyle w:val="ListBullet"/>
+      </w:pPr>
+      <w:r>
+        <w:rPr>
+          <w:rFonts w:ascii="Microsoft YaHei" w:hAnsi="Microsoft YaHei"/>
+        </w:rPr>
+        <w:t xml:space="preserve">酒店/休闲板块整体下跌 </w:t>
       </w:r>
       <w:r>
         <w:rPr>
@@ -3044,13 +3146,13 @@
           <w:b/>
           <w:color w:val="1A1A1A"/>
         </w:rPr>
-        <w:t>逆势领涨</w:t>
+        <w:t>-1.28%~-1.46%</w:t>
       </w:r>
       <w:r>
         <w:rPr>
           <w:rFonts w:ascii="Microsoft YaHei" w:hAnsi="Microsoft YaHei"/>
         </w:rPr>
-        <w:t xml:space="preserve">，与 </w:t>
+        <w:t xml:space="preserve">，但首旅酒店逆势上涨 </w:t>
       </w:r>
       <w:r>
         <w:rPr>
@@ -3058,13 +3160,13 @@
           <w:b/>
           <w:color w:val="1A1A1A"/>
         </w:rPr>
-        <w:t>锦江酒店（+3.15%）</w:t>
+        <w:t>+2.58%</w:t>
       </w:r>
       <w:r>
         <w:rPr>
           <w:rFonts w:ascii="Microsoft YaHei" w:hAnsi="Microsoft YaHei"/>
         </w:rPr>
-        <w:t>、</w:t>
+        <w:t>，成为板块</w:t>
       </w:r>
       <w:r>
         <w:rPr>
@@ -3072,13 +3174,18 @@
           <w:b/>
           <w:color w:val="1A1A1A"/>
         </w:rPr>
-        <w:t>中国中免（+3.35%）</w:t>
+        <w:t>领涨标的</w:t>
       </w:r>
+    </w:p>
+    <w:p>
+      <w:pPr>
+        <w:pStyle w:val="ListBullet"/>
+      </w:pPr>
       <w:r>
         <w:rPr>
           <w:rFonts w:ascii="Microsoft YaHei" w:hAnsi="Microsoft YaHei"/>
         </w:rPr>
-        <w:t xml:space="preserve"> 共同构成消费服务板块的领涨三剑客，显示出 </w:t>
+        <w:t>板块内前三名分别为中国中免（+3.35%）、锦江酒店（+3.15%）、</w:t>
       </w:r>
       <w:r>
         <w:rPr>
@@ -3086,13 +3193,13 @@
           <w:b/>
           <w:color w:val="1A1A1A"/>
         </w:rPr>
-        <w:t>行业龙头集中效应</w:t>
+        <w:t>首旅酒店（+2.58%）</w:t>
       </w:r>
       <w:r>
         <w:rPr>
           <w:rFonts w:ascii="Microsoft YaHei" w:hAnsi="Microsoft YaHei"/>
         </w:rPr>
-        <w:t xml:space="preserve"> 和市场对酒店龙头的 </w:t>
+        <w:t>，说明酒店龙头股集体获得资金青睐，存在</w:t>
       </w:r>
       <w:r>
         <w:rPr>
@@ -3100,13 +3207,32 @@
           <w:b/>
           <w:color w:val="1A1A1A"/>
         </w:rPr>
-        <w:t>防御性偏好</w:t>
+        <w:t>板块内结构性行情</w:t>
+      </w:r>
+    </w:p>
+    <w:p>
+      <w:pPr>
+        <w:pStyle w:val="ListBullet"/>
+      </w:pPr>
+      <w:r>
+        <w:rPr>
+          <w:rFonts w:ascii="Microsoft YaHei" w:hAnsi="Microsoft YaHei"/>
+        </w:rPr>
+        <w:t>在行业大盘承压的情况下逆势走强，体现了个股的</w:t>
+      </w:r>
+      <w:r>
+        <w:rPr>
+          <w:rFonts w:ascii="Microsoft YaHei" w:hAnsi="Microsoft YaHei"/>
+          <w:b/>
+          <w:color w:val="1A1A1A"/>
+        </w:rPr>
+        <w:t>alpha属性</w:t>
       </w:r>
       <w:r>
         <w:rPr>
           <w:rFonts w:ascii="Microsoft YaHei" w:hAnsi="Microsoft YaHei"/>
         </w:rPr>
-        <w:t>。</w:t>
+        <w:t>，而非单纯的板块β驱动</w:t>
       </w:r>
     </w:p>
     <w:p>
@@ -3134,6 +3260,372 @@
         <w:t>综合研判</w:t>
       </w:r>
     </w:p>
+    <w:tbl>
+      <w:tblPr>
+        <w:tblStyle w:val="TableGrid"/>
+        <w:tblW w:type="auto" w:w="0"/>
+        <w:jc w:val="center"/>
+        <w:tblLayout w:type="autofit"/>
+        <w:tblLook w:firstColumn="1" w:firstRow="1" w:lastColumn="0" w:lastRow="0" w:noHBand="0" w:noVBand="1" w:val="04A0"/>
+      </w:tblPr>
+      <w:tblGrid>
+        <w:gridCol w:w="3022"/>
+        <w:gridCol w:w="3022"/>
+        <w:gridCol w:w="3022"/>
+      </w:tblGrid>
+      <w:tr>
+        <w:tc>
+          <w:tcPr>
+            <w:tcW w:type="dxa" w:w="3022"/>
+            <w:shd w:fill="F6F8FA" w:val="clear"/>
+          </w:tcPr>
+          <w:p>
+            <w:pPr>
+              <w:spacing w:before="40" w:after="40" w:line="288" w:lineRule="auto"/>
+            </w:pPr>
+            <w:r/>
+            <w:r>
+              <w:rPr>
+                <w:rFonts w:ascii="Microsoft YaHei" w:hAnsi="Microsoft YaHei"/>
+                <w:b/>
+                <w:color w:val="1A1A1A"/>
+                <w:sz w:val="18"/>
+              </w:rPr>
+              <w:t>维度</w:t>
+            </w:r>
+          </w:p>
+        </w:tc>
+        <w:tc>
+          <w:tcPr>
+            <w:tcW w:type="dxa" w:w="3022"/>
+            <w:shd w:fill="F6F8FA" w:val="clear"/>
+          </w:tcPr>
+          <w:p>
+            <w:pPr>
+              <w:spacing w:before="40" w:after="40" w:line="288" w:lineRule="auto"/>
+            </w:pPr>
+            <w:r/>
+            <w:r>
+              <w:rPr>
+                <w:rFonts w:ascii="Microsoft YaHei" w:hAnsi="Microsoft YaHei"/>
+                <w:b/>
+                <w:color w:val="1A1A1A"/>
+                <w:sz w:val="18"/>
+              </w:rPr>
+              <w:t>判断</w:t>
+            </w:r>
+          </w:p>
+        </w:tc>
+        <w:tc>
+          <w:tcPr>
+            <w:tcW w:type="dxa" w:w="3022"/>
+            <w:shd w:fill="F6F8FA" w:val="clear"/>
+          </w:tcPr>
+          <w:p>
+            <w:pPr>
+              <w:spacing w:before="40" w:after="40" w:line="288" w:lineRule="auto"/>
+            </w:pPr>
+            <w:r/>
+            <w:r>
+              <w:rPr>
+                <w:rFonts w:ascii="Microsoft YaHei" w:hAnsi="Microsoft YaHei"/>
+                <w:b/>
+                <w:color w:val="1A1A1A"/>
+                <w:sz w:val="18"/>
+              </w:rPr>
+              <w:t>强度评分</w:t>
+            </w:r>
+          </w:p>
+        </w:tc>
+      </w:tr>
+      <w:tr>
+        <w:tc>
+          <w:tcPr>
+            <w:tcW w:type="dxa" w:w="3022"/>
+          </w:tcPr>
+          <w:p>
+            <w:pPr>
+              <w:spacing w:before="40" w:after="40" w:line="288" w:lineRule="auto"/>
+            </w:pPr>
+            <w:r/>
+            <w:r>
+              <w:rPr>
+                <w:rFonts w:ascii="Microsoft YaHei" w:hAnsi="Microsoft YaHei"/>
+                <w:sz w:val="18"/>
+              </w:rPr>
+              <w:t>大盘环境</w:t>
+            </w:r>
+          </w:p>
+        </w:tc>
+        <w:tc>
+          <w:tcPr>
+            <w:tcW w:type="dxa" w:w="3022"/>
+          </w:tcPr>
+          <w:p>
+            <w:pPr>
+              <w:spacing w:before="40" w:after="40" w:line="288" w:lineRule="auto"/>
+            </w:pPr>
+            <w:r/>
+            <w:r>
+              <w:rPr>
+                <w:rFonts w:ascii="Microsoft YaHei" w:hAnsi="Microsoft YaHei"/>
+                <w:sz w:val="18"/>
+              </w:rPr>
+              <w:t>市场情绪高涨，量能充沛，做多氛围浓厚</w:t>
+            </w:r>
+          </w:p>
+        </w:tc>
+        <w:tc>
+          <w:tcPr>
+            <w:tcW w:type="dxa" w:w="3022"/>
+          </w:tcPr>
+          <w:p>
+            <w:pPr>
+              <w:spacing w:before="40" w:after="40" w:line="288" w:lineRule="auto"/>
+            </w:pPr>
+            <w:r/>
+            <w:r>
+              <w:rPr>
+                <w:rFonts w:ascii="Microsoft YaHei" w:hAnsi="Microsoft YaHei"/>
+                <w:sz w:val="18"/>
+              </w:rPr>
+              <w:t>★★★★☆</w:t>
+            </w:r>
+          </w:p>
+        </w:tc>
+      </w:tr>
+      <w:tr>
+        <w:tc>
+          <w:tcPr>
+            <w:tcW w:type="dxa" w:w="3022"/>
+            <w:shd w:fill="F8F9FA" w:val="clear"/>
+          </w:tcPr>
+          <w:p>
+            <w:pPr>
+              <w:spacing w:before="40" w:after="40" w:line="288" w:lineRule="auto"/>
+            </w:pPr>
+            <w:r/>
+            <w:r>
+              <w:rPr>
+                <w:rFonts w:ascii="Microsoft YaHei" w:hAnsi="Microsoft YaHei"/>
+                <w:sz w:val="18"/>
+              </w:rPr>
+              <w:t>资金面</w:t>
+            </w:r>
+          </w:p>
+        </w:tc>
+        <w:tc>
+          <w:tcPr>
+            <w:tcW w:type="dxa" w:w="3022"/>
+            <w:shd w:fill="F8F9FA" w:val="clear"/>
+          </w:tcPr>
+          <w:p>
+            <w:pPr>
+              <w:spacing w:before="40" w:after="40" w:line="288" w:lineRule="auto"/>
+            </w:pPr>
+            <w:r/>
+            <w:r>
+              <w:rPr>
+                <w:rFonts w:ascii="Microsoft YaHei" w:hAnsi="Microsoft YaHei"/>
+                <w:sz w:val="18"/>
+              </w:rPr>
+              <w:t>连续两日主力资金大幅净流入，买盘主动性极强</w:t>
+            </w:r>
+          </w:p>
+        </w:tc>
+        <w:tc>
+          <w:tcPr>
+            <w:tcW w:type="dxa" w:w="3022"/>
+            <w:shd w:fill="F8F9FA" w:val="clear"/>
+          </w:tcPr>
+          <w:p>
+            <w:pPr>
+              <w:spacing w:before="40" w:after="40" w:line="288" w:lineRule="auto"/>
+            </w:pPr>
+            <w:r/>
+            <w:r>
+              <w:rPr>
+                <w:rFonts w:ascii="Microsoft YaHei" w:hAnsi="Microsoft YaHei"/>
+                <w:sz w:val="18"/>
+              </w:rPr>
+              <w:t>★★★★★</w:t>
+            </w:r>
+          </w:p>
+        </w:tc>
+      </w:tr>
+      <w:tr>
+        <w:tc>
+          <w:tcPr>
+            <w:tcW w:type="dxa" w:w="3022"/>
+          </w:tcPr>
+          <w:p>
+            <w:pPr>
+              <w:spacing w:before="40" w:after="40" w:line="288" w:lineRule="auto"/>
+            </w:pPr>
+            <w:r/>
+            <w:r>
+              <w:rPr>
+                <w:rFonts w:ascii="Microsoft YaHei" w:hAnsi="Microsoft YaHei"/>
+                <w:sz w:val="18"/>
+              </w:rPr>
+              <w:t>技术面</w:t>
+            </w:r>
+          </w:p>
+        </w:tc>
+        <w:tc>
+          <w:tcPr>
+            <w:tcW w:type="dxa" w:w="3022"/>
+          </w:tcPr>
+          <w:p>
+            <w:pPr>
+              <w:spacing w:before="40" w:after="40" w:line="288" w:lineRule="auto"/>
+            </w:pPr>
+            <w:r/>
+            <w:r>
+              <w:rPr>
+                <w:rFonts w:ascii="Microsoft YaHei" w:hAnsi="Microsoft YaHei"/>
+                <w:sz w:val="18"/>
+              </w:rPr>
+              <w:t>多头排列完整，量价配合良好，逼近布林上轨</w:t>
+            </w:r>
+          </w:p>
+        </w:tc>
+        <w:tc>
+          <w:tcPr>
+            <w:tcW w:type="dxa" w:w="3022"/>
+          </w:tcPr>
+          <w:p>
+            <w:pPr>
+              <w:spacing w:before="40" w:after="40" w:line="288" w:lineRule="auto"/>
+            </w:pPr>
+            <w:r/>
+            <w:r>
+              <w:rPr>
+                <w:rFonts w:ascii="Microsoft YaHei" w:hAnsi="Microsoft YaHei"/>
+                <w:sz w:val="18"/>
+              </w:rPr>
+              <w:t>★★★★☆</w:t>
+            </w:r>
+          </w:p>
+        </w:tc>
+      </w:tr>
+      <w:tr>
+        <w:tc>
+          <w:tcPr>
+            <w:tcW w:type="dxa" w:w="3022"/>
+            <w:shd w:fill="F8F9FA" w:val="clear"/>
+          </w:tcPr>
+          <w:p>
+            <w:pPr>
+              <w:spacing w:before="40" w:after="40" w:line="288" w:lineRule="auto"/>
+            </w:pPr>
+            <w:r/>
+            <w:r>
+              <w:rPr>
+                <w:rFonts w:ascii="Microsoft YaHei" w:hAnsi="Microsoft YaHei"/>
+                <w:sz w:val="18"/>
+              </w:rPr>
+              <w:t>板块表现</w:t>
+            </w:r>
+          </w:p>
+        </w:tc>
+        <w:tc>
+          <w:tcPr>
+            <w:tcW w:type="dxa" w:w="3022"/>
+            <w:shd w:fill="F8F9FA" w:val="clear"/>
+          </w:tcPr>
+          <w:p>
+            <w:pPr>
+              <w:spacing w:before="40" w:after="40" w:line="288" w:lineRule="auto"/>
+            </w:pPr>
+            <w:r/>
+            <w:r>
+              <w:rPr>
+                <w:rFonts w:ascii="Microsoft YaHei" w:hAnsi="Microsoft YaHei"/>
+                <w:sz w:val="18"/>
+              </w:rPr>
+              <w:t>酒店板块整体承压，但个股强势领涨，彰显龙头地位</w:t>
+            </w:r>
+          </w:p>
+        </w:tc>
+        <w:tc>
+          <w:tcPr>
+            <w:tcW w:type="dxa" w:w="3022"/>
+            <w:shd w:fill="F8F9FA" w:val="clear"/>
+          </w:tcPr>
+          <w:p>
+            <w:pPr>
+              <w:spacing w:before="40" w:after="40" w:line="288" w:lineRule="auto"/>
+            </w:pPr>
+            <w:r/>
+            <w:r>
+              <w:rPr>
+                <w:rFonts w:ascii="Microsoft YaHei" w:hAnsi="Microsoft YaHei"/>
+                <w:sz w:val="18"/>
+              </w:rPr>
+              <w:t>★★★★☆</w:t>
+            </w:r>
+          </w:p>
+        </w:tc>
+      </w:tr>
+      <w:tr>
+        <w:tc>
+          <w:tcPr>
+            <w:tcW w:type="dxa" w:w="3022"/>
+          </w:tcPr>
+          <w:p>
+            <w:pPr>
+              <w:spacing w:before="40" w:after="40" w:line="288" w:lineRule="auto"/>
+            </w:pPr>
+            <w:r/>
+            <w:r>
+              <w:rPr>
+                <w:rFonts w:ascii="Microsoft YaHei" w:hAnsi="Microsoft YaHei"/>
+                <w:sz w:val="18"/>
+              </w:rPr>
+              <w:t>估值水平</w:t>
+            </w:r>
+          </w:p>
+        </w:tc>
+        <w:tc>
+          <w:tcPr>
+            <w:tcW w:type="dxa" w:w="3022"/>
+          </w:tcPr>
+          <w:p>
+            <w:pPr>
+              <w:spacing w:before="40" w:after="40" w:line="288" w:lineRule="auto"/>
+            </w:pPr>
+            <w:r/>
+            <w:r>
+              <w:rPr>
+                <w:rFonts w:ascii="Microsoft YaHei" w:hAnsi="Microsoft YaHei"/>
+                <w:sz w:val="18"/>
+              </w:rPr>
+              <w:t>PE 19.67倍、PB 1.13倍，处于历史价值区间中低位</w:t>
+            </w:r>
+          </w:p>
+        </w:tc>
+        <w:tc>
+          <w:tcPr>
+            <w:tcW w:type="dxa" w:w="3022"/>
+          </w:tcPr>
+          <w:p>
+            <w:pPr>
+              <w:spacing w:before="40" w:after="40" w:line="288" w:lineRule="auto"/>
+            </w:pPr>
+            <w:r/>
+            <w:r>
+              <w:rPr>
+                <w:rFonts w:ascii="Microsoft YaHei" w:hAnsi="Microsoft YaHei"/>
+                <w:sz w:val="18"/>
+              </w:rPr>
+              <w:t>★★★★☆</w:t>
+            </w:r>
+          </w:p>
+        </w:tc>
+      </w:tr>
+    </w:tbl>
+    <w:p/>
     <w:p>
       <w:r>
         <w:rPr>
@@ -3141,15 +3633,13 @@
           <w:b/>
           <w:color w:val="1A1A1A"/>
         </w:rPr>
-        <w:t>主力观点：偏多</w:t>
+        <w:t>午间结论</w:t>
       </w:r>
-    </w:p>
-    <w:p>
       <w:r>
         <w:rPr>
           <w:rFonts w:ascii="Microsoft YaHei" w:hAnsi="Microsoft YaHei"/>
         </w:rPr>
-        <w:t xml:space="preserve">首旅酒店今日呈现 </w:t>
+        <w:t xml:space="preserve">：首旅酒店今日走势呈现 </w:t>
       </w:r>
       <w:r>
         <w:rPr>
@@ -3163,45 +3653,7 @@
         <w:rPr>
           <w:rFonts w:ascii="Microsoft YaHei" w:hAnsi="Microsoft YaHei"/>
         </w:rPr>
-        <w:t xml:space="preserve"> 的强势格局，核心看点如下：</w:t>
-      </w:r>
-    </w:p>
-    <w:p>
-      <w:pPr>
-        <w:pStyle w:val="ListNumber"/>
-      </w:pPr>
-      <w:r>
-        <w:rPr>
-          <w:rFonts w:ascii="Microsoft YaHei" w:hAnsi="Microsoft YaHei"/>
-          <w:b/>
-          <w:color w:val="1A1A1A"/>
-        </w:rPr>
-        <w:t>技术面突破</w:t>
-      </w:r>
-      <w:r>
-        <w:rPr>
-          <w:rFonts w:ascii="Microsoft YaHei" w:hAnsi="Microsoft YaHei"/>
-        </w:rPr>
-        <w:t>：价格站稳MA5/MA10/MA20多头排列，距布林带上轨尚有空间，短期趋势偏多</w:t>
-      </w:r>
-    </w:p>
-    <w:p>
-      <w:pPr>
-        <w:pStyle w:val="ListNumber"/>
-      </w:pPr>
-      <w:r>
-        <w:rPr>
-          <w:rFonts w:ascii="Microsoft YaHei" w:hAnsi="Microsoft YaHei"/>
-          <w:b/>
-          <w:color w:val="1A1A1A"/>
-        </w:rPr>
-        <w:t>资金面强势</w:t>
-      </w:r>
-      <w:r>
-        <w:rPr>
-          <w:rFonts w:ascii="Microsoft YaHei" w:hAnsi="Microsoft YaHei"/>
-        </w:rPr>
-        <w:t xml:space="preserve">：连续两日大单净流入，今日盘中净流入 </w:t>
+        <w:t xml:space="preserve"> 的强势特征。在酒店板块整体下跌超1%的背景下逆势领涨，大单资金连续净流入，技术面多头排列完好，短中期趋势向上。</w:t>
       </w:r>
       <w:r>
         <w:rPr>
@@ -3209,54 +3661,36 @@
           <w:b/>
           <w:color w:val="1A1A1A"/>
         </w:rPr>
-        <w:t>2068万元</w:t>
+        <w:t>午后关注焦点</w:t>
       </w:r>
       <w:r>
         <w:rPr>
           <w:rFonts w:ascii="Microsoft YaHei" w:hAnsi="Microsoft YaHei"/>
         </w:rPr>
-        <w:t>，主动性买盘占优，主力吸筹迹象明显</w:t>
+        <w:t xml:space="preserve">在于能否有效突破布林上轨 </w:t>
       </w:r>
-    </w:p>
-    <w:p>
-      <w:pPr>
-        <w:pStyle w:val="ListNumber"/>
-      </w:pPr>
       <w:r>
         <w:rPr>
           <w:rFonts w:ascii="Microsoft YaHei" w:hAnsi="Microsoft YaHei"/>
           <w:b/>
           <w:color w:val="1A1A1A"/>
         </w:rPr>
-        <w:t>融资盘加码</w:t>
+        <w:t>12.20元</w:t>
       </w:r>
       <w:r>
         <w:rPr>
           <w:rFonts w:ascii="Microsoft YaHei" w:hAnsi="Microsoft YaHei"/>
         </w:rPr>
-        <w:t>：融资余额创近一年较高分位水平，杠杆资金看好中期走势</w:t>
+        <w:t xml:space="preserve"> 压力位，若放量突破则有望打开上行空间；若遇阻回落，需观察MA5（11.90元）的支撑力度。</w:t>
       </w:r>
     </w:p>
     <w:p>
-      <w:pPr>
-        <w:pStyle w:val="ListNumber"/>
-      </w:pPr>
-      <w:r>
-        <w:rPr>
-          <w:rFonts w:ascii="Microsoft YaHei" w:hAnsi="Microsoft YaHei"/>
-          <w:b/>
-          <w:color w:val="1A1A1A"/>
-        </w:rPr>
-        <w:t>板块内领涨</w:t>
-      </w:r>
       <w:r>
         <w:rPr>
           <w:rFonts w:ascii="Microsoft YaHei" w:hAnsi="Microsoft YaHei"/>
         </w:rPr>
-        <w:t>：在酒店板块整体回调背景下逆势走强，龙头溢价效应突出</w:t>
+        <w:t xml:space="preserve">&gt; ⚠️ </w:t>
       </w:r>
-    </w:p>
-    <w:p>
       <w:r>
         <w:rPr>
           <w:rFonts w:ascii="Microsoft YaHei" w:hAnsi="Microsoft YaHei"/>
@@ -3269,87 +3703,7 @@
         <w:rPr>
           <w:rFonts w:ascii="Microsoft YaHei" w:hAnsi="Microsoft YaHei"/>
         </w:rPr>
-        <w:t>：当前价已接近布林带上轨（12.20元），午后若冲高后量能不足，存在技术性回调压力。同时，板块整体仍处于调整态势，需关注板块轮动节奏。</w:t>
-      </w:r>
-    </w:p>
-    <w:p>
-      <w:r>
-        <w:rPr>
-          <w:rFonts w:ascii="Microsoft YaHei" w:hAnsi="Microsoft YaHei"/>
-          <w:b/>
-          <w:color w:val="1A1A1A"/>
-        </w:rPr>
-        <w:t>午后关键观察位</w:t>
-      </w:r>
-      <w:r>
-        <w:rPr>
-          <w:rFonts w:ascii="Microsoft YaHei" w:hAnsi="Microsoft YaHei"/>
-        </w:rPr>
-        <w:t xml:space="preserve">：支撑位 </w:t>
-      </w:r>
-      <w:r>
-        <w:rPr>
-          <w:rFonts w:ascii="Microsoft YaHei" w:hAnsi="Microsoft YaHei"/>
-          <w:b/>
-          <w:color w:val="1A1A1A"/>
-        </w:rPr>
-        <w:t>11.65元（MA10）</w:t>
-      </w:r>
-      <w:r>
-        <w:rPr>
-          <w:rFonts w:ascii="Microsoft YaHei" w:hAnsi="Microsoft YaHei"/>
-        </w:rPr>
-        <w:t xml:space="preserve"> / </w:t>
-      </w:r>
-      <w:r>
-        <w:rPr>
-          <w:rFonts w:ascii="Microsoft YaHei" w:hAnsi="Microsoft YaHei"/>
-          <w:b/>
-          <w:color w:val="1A1A1A"/>
-        </w:rPr>
-        <w:t>11.52元（MA20）</w:t>
-      </w:r>
-      <w:r>
-        <w:rPr>
-          <w:rFonts w:ascii="Microsoft YaHei" w:hAnsi="Microsoft YaHei"/>
-        </w:rPr>
-        <w:t xml:space="preserve">，压力位 </w:t>
-      </w:r>
-      <w:r>
-        <w:rPr>
-          <w:rFonts w:ascii="Microsoft YaHei" w:hAnsi="Microsoft YaHei"/>
-          <w:b/>
-          <w:color w:val="1A1A1A"/>
-        </w:rPr>
-        <w:t>12.08元（今日高点）</w:t>
-      </w:r>
-      <w:r>
-        <w:rPr>
-          <w:rFonts w:ascii="Microsoft YaHei" w:hAnsi="Microsoft YaHei"/>
-        </w:rPr>
-        <w:t xml:space="preserve"> / </w:t>
-      </w:r>
-      <w:r>
-        <w:rPr>
-          <w:rFonts w:ascii="Microsoft YaHei" w:hAnsi="Microsoft YaHei"/>
-          <w:b/>
-          <w:color w:val="1A1A1A"/>
-        </w:rPr>
-        <w:t>12.20元（布林带上轨）</w:t>
-      </w:r>
-      <w:r>
-        <w:rPr>
-          <w:rFonts w:ascii="Microsoft YaHei" w:hAnsi="Microsoft YaHei"/>
-        </w:rPr>
-        <w:t>。</w:t>
-      </w:r>
-    </w:p>
-    <w:p>
-      <w:r>
-        <w:rPr>
-          <w:rFonts w:ascii="Microsoft YaHei" w:hAnsi="Microsoft YaHei"/>
-        </w:rPr>
-        <w:t>&gt; *以上分析基于公开数据，不构成投资建议。股市有风险，投资需谨慎。*</w:t>
+        <w:t>：以上分析基于午间收盘数据，市场有风险，投资需谨慎。个股换手率上升至 2.34%，短线波动加大，需注意追高风险。</w:t>
       </w:r>
     </w:p>
     <w:sectPr>
